--- a/projekt/Dokumentáció/Tollútdíj_C# fejlesztői dokumentáció.docx
+++ b/projekt/Dokumentáció/Tollútdíj_C# fejlesztői dokumentáció.docx
@@ -53,7 +53,7 @@
                     <pic:cNvPicPr preferRelativeResize="0"/>
                   </pic:nvPicPr>
                   <pic:blipFill>
-                    <a:blip r:embed="rId8"/>
+                    <a:blip r:embed="rId9"/>
                     <a:srcRect/>
                     <a:stretch>
                       <a:fillRect/>
@@ -188,1446 +188,1239 @@
     </w:p>
     <w:sdt>
       <w:sdtPr>
-        <w:id w:val="1324024031"/>
+        <w:rPr>
+          <w:lang w:val="hu-HU"/>
+        </w:rPr>
+        <w:id w:val="-1709866558"/>
         <w:docPartObj>
           <w:docPartGallery w:val="Table of Contents"/>
           <w:docPartUnique/>
         </w:docPartObj>
       </w:sdtPr>
-      <w:sdtEndPr/>
+      <w:sdtEndPr>
+        <w:rPr>
+          <w:rFonts w:eastAsia="Times New Roman" w:cs="Times New Roman"/>
+          <w:b/>
+          <w:bCs/>
+          <w:sz w:val="26"/>
+          <w:szCs w:val="26"/>
+          <w:lang w:val="hu"/>
+        </w:rPr>
+      </w:sdtEndPr>
       <w:sdtContent>
         <w:p>
           <w:pPr>
-            <w:pBdr>
-              <w:top w:val="nil"/>
-              <w:left w:val="nil"/>
-              <w:bottom w:val="nil"/>
-              <w:right w:val="nil"/>
-              <w:between w:val="nil"/>
-            </w:pBdr>
+            <w:pStyle w:val="Tartalomjegyzkcmsora"/>
+          </w:pPr>
+          <w:r>
+            <w:rPr>
+              <w:lang w:val="hu-HU"/>
+            </w:rPr>
+            <w:t>Tartalomjegyzék</w:t>
+          </w:r>
+        </w:p>
+        <w:p>
+          <w:pPr>
+            <w:pStyle w:val="TJ1"/>
             <w:tabs>
               <w:tab w:val="left" w:pos="440"/>
-              <w:tab w:val="right" w:pos="9346"/>
+              <w:tab w:val="right" w:leader="dot" w:pos="9346"/>
             </w:tabs>
-            <w:spacing w:after="100"/>
             <w:rPr>
-              <w:rFonts w:ascii="Calibri" w:eastAsia="Calibri" w:hAnsi="Calibri" w:cs="Calibri"/>
-              <w:color w:val="000000"/>
+              <w:rFonts w:asciiTheme="minorHAnsi" w:eastAsiaTheme="minorEastAsia" w:hAnsiTheme="minorHAnsi" w:cstheme="minorBidi"/>
+              <w:noProof/>
               <w:sz w:val="22"/>
               <w:szCs w:val="22"/>
+              <w:lang w:val="hu-HU"/>
             </w:rPr>
           </w:pPr>
           <w:r>
             <w:fldChar w:fldCharType="begin"/>
           </w:r>
           <w:r>
-            <w:instrText xml:space="preserve"> TOC \h \u \z \t "Heading 1,1,Heading 2,2,Heading 3,3,"</w:instrText>
+            <w:instrText xml:space="preserve"> TOC \o "1-3" \h \z \u </w:instrText>
           </w:r>
           <w:r>
             <w:fldChar w:fldCharType="separate"/>
           </w:r>
-          <w:hyperlink w:anchor="_heading=h.wwt37t4jqp0z">
-            <w:r>
-              <w:rPr>
-                <w:color w:val="000000"/>
+          <w:hyperlink w:anchor="_Toc225501118" w:history="1">
+            <w:r>
+              <w:rPr>
+                <w:rStyle w:val="Hiperhivatkozs"/>
+                <w:noProof/>
               </w:rPr>
               <w:t>1</w:t>
             </w:r>
-          </w:hyperlink>
-          <w:hyperlink w:anchor="_heading=h.wwt37t4jqp0z">
-            <w:r>
-              <w:rPr>
-                <w:rFonts w:ascii="Calibri" w:eastAsia="Calibri" w:hAnsi="Calibri" w:cs="Calibri"/>
-                <w:color w:val="000000"/>
+            <w:r>
+              <w:rPr>
+                <w:rFonts w:asciiTheme="minorHAnsi" w:eastAsiaTheme="minorEastAsia" w:hAnsiTheme="minorHAnsi" w:cstheme="minorBidi"/>
+                <w:noProof/>
                 <w:sz w:val="22"/>
                 <w:szCs w:val="22"/>
+                <w:lang w:val="hu-HU"/>
               </w:rPr>
               <w:tab/>
             </w:r>
+            <w:r>
+              <w:rPr>
+                <w:rStyle w:val="Hiperhivatkozs"/>
+                <w:noProof/>
+              </w:rPr>
+              <w:t>Specifikációk, követelményanalízis</w:t>
+            </w:r>
+            <w:r>
+              <w:rPr>
+                <w:noProof/>
+                <w:webHidden/>
+              </w:rPr>
+              <w:tab/>
+            </w:r>
+            <w:r>
+              <w:rPr>
+                <w:noProof/>
+                <w:webHidden/>
+              </w:rPr>
+              <w:fldChar w:fldCharType="begin"/>
+            </w:r>
+            <w:r>
+              <w:rPr>
+                <w:noProof/>
+                <w:webHidden/>
+              </w:rPr>
+              <w:instrText xml:space="preserve"> PAGEREF _Toc225501118 \h </w:instrText>
+            </w:r>
+            <w:r>
+              <w:rPr>
+                <w:noProof/>
+                <w:webHidden/>
+              </w:rPr>
+            </w:r>
+            <w:r>
+              <w:rPr>
+                <w:noProof/>
+                <w:webHidden/>
+              </w:rPr>
+              <w:fldChar w:fldCharType="separate"/>
+            </w:r>
+            <w:r>
+              <w:rPr>
+                <w:noProof/>
+                <w:webHidden/>
+              </w:rPr>
+              <w:t>3</w:t>
+            </w:r>
+            <w:r>
+              <w:rPr>
+                <w:noProof/>
+                <w:webHidden/>
+              </w:rPr>
+              <w:fldChar w:fldCharType="end"/>
+            </w:r>
           </w:hyperlink>
-          <w:r>
-            <w:fldChar w:fldCharType="begin"/>
-          </w:r>
-          <w:r>
-            <w:instrText xml:space="preserve"> PAGEREF _heading=h.wwt37t4jqp0z \h </w:instrText>
-          </w:r>
-          <w:r>
-            <w:fldChar w:fldCharType="separate"/>
-          </w:r>
-          <w:r>
-            <w:rPr>
-              <w:color w:val="000000"/>
-            </w:rPr>
-            <w:t>Bevezetés</w:t>
-          </w:r>
-          <w:r>
-            <w:rPr>
-              <w:color w:val="000000"/>
-            </w:rPr>
-            <w:tab/>
-            <w:t>3</w:t>
-          </w:r>
-          <w:r>
-            <w:fldChar w:fldCharType="end"/>
-          </w:r>
         </w:p>
         <w:p>
           <w:pPr>
-            <w:pBdr>
-              <w:top w:val="nil"/>
-              <w:left w:val="nil"/>
-              <w:bottom w:val="nil"/>
-              <w:right w:val="nil"/>
-              <w:between w:val="nil"/>
-            </w:pBdr>
+            <w:pStyle w:val="TJ2"/>
             <w:tabs>
               <w:tab w:val="left" w:pos="880"/>
-              <w:tab w:val="right" w:pos="9346"/>
+              <w:tab w:val="right" w:leader="dot" w:pos="9346"/>
             </w:tabs>
-            <w:spacing w:after="100"/>
-            <w:ind w:left="260"/>
             <w:rPr>
-              <w:rFonts w:ascii="Calibri" w:eastAsia="Calibri" w:hAnsi="Calibri" w:cs="Calibri"/>
-              <w:color w:val="000000"/>
+              <w:rFonts w:asciiTheme="minorHAnsi" w:eastAsiaTheme="minorEastAsia" w:hAnsiTheme="minorHAnsi" w:cstheme="minorBidi"/>
+              <w:noProof/>
               <w:sz w:val="22"/>
               <w:szCs w:val="22"/>
+              <w:lang w:val="hu-HU"/>
             </w:rPr>
           </w:pPr>
-          <w:hyperlink w:anchor="_heading=h.h08oclp7nyvu">
-            <w:r>
-              <w:rPr>
-                <w:color w:val="000000"/>
+          <w:hyperlink w:anchor="_Toc225501119" w:history="1">
+            <w:r>
+              <w:rPr>
+                <w:rStyle w:val="Hiperhivatkozs"/>
+                <w:noProof/>
               </w:rPr>
               <w:t>1.1.</w:t>
             </w:r>
-          </w:hyperlink>
-          <w:hyperlink w:anchor="_heading=h.h08oclp7nyvu">
-            <w:r>
-              <w:rPr>
-                <w:rFonts w:ascii="Calibri" w:eastAsia="Calibri" w:hAnsi="Calibri" w:cs="Calibri"/>
-                <w:color w:val="000000"/>
+            <w:r>
+              <w:rPr>
+                <w:rFonts w:asciiTheme="minorHAnsi" w:eastAsiaTheme="minorEastAsia" w:hAnsiTheme="minorHAnsi" w:cstheme="minorBidi"/>
+                <w:noProof/>
                 <w:sz w:val="22"/>
                 <w:szCs w:val="22"/>
+                <w:lang w:val="hu-HU"/>
               </w:rPr>
               <w:tab/>
             </w:r>
+            <w:r>
+              <w:rPr>
+                <w:rStyle w:val="Hiperhivatkozs"/>
+                <w:noProof/>
+              </w:rPr>
+              <w:t>Feladat:</w:t>
+            </w:r>
+            <w:r>
+              <w:rPr>
+                <w:noProof/>
+                <w:webHidden/>
+              </w:rPr>
+              <w:tab/>
+            </w:r>
+            <w:r>
+              <w:rPr>
+                <w:noProof/>
+                <w:webHidden/>
+              </w:rPr>
+              <w:fldChar w:fldCharType="begin"/>
+            </w:r>
+            <w:r>
+              <w:rPr>
+                <w:noProof/>
+                <w:webHidden/>
+              </w:rPr>
+              <w:instrText xml:space="preserve"> PAGEREF _Toc225501119 \h </w:instrText>
+            </w:r>
+            <w:r>
+              <w:rPr>
+                <w:noProof/>
+                <w:webHidden/>
+              </w:rPr>
+            </w:r>
+            <w:r>
+              <w:rPr>
+                <w:noProof/>
+                <w:webHidden/>
+              </w:rPr>
+              <w:fldChar w:fldCharType="separate"/>
+            </w:r>
+            <w:r>
+              <w:rPr>
+                <w:noProof/>
+                <w:webHidden/>
+              </w:rPr>
+              <w:t>3</w:t>
+            </w:r>
+            <w:r>
+              <w:rPr>
+                <w:noProof/>
+                <w:webHidden/>
+              </w:rPr>
+              <w:fldChar w:fldCharType="end"/>
+            </w:r>
           </w:hyperlink>
-          <w:r>
-            <w:fldChar w:fldCharType="begin"/>
-          </w:r>
-          <w:r>
-            <w:instrText xml:space="preserve"> PAGEREF _heading=h.h08oclp7nyvu \h </w:instrText>
-          </w:r>
-          <w:r>
-            <w:fldChar w:fldCharType="separate"/>
-          </w:r>
-          <w:r>
-            <w:rPr>
-              <w:color w:val="000000"/>
-            </w:rPr>
-            <w:t>A feladat címe</w:t>
-          </w:r>
-          <w:r>
-            <w:rPr>
-              <w:color w:val="000000"/>
-            </w:rPr>
-            <w:tab/>
-            <w:t>3</w:t>
-          </w:r>
-          <w:r>
-            <w:fldChar w:fldCharType="end"/>
-          </w:r>
         </w:p>
         <w:p>
           <w:pPr>
-            <w:pBdr>
-              <w:top w:val="nil"/>
-              <w:left w:val="nil"/>
-              <w:bottom w:val="nil"/>
-              <w:right w:val="nil"/>
-              <w:between w:val="nil"/>
-            </w:pBdr>
+            <w:pStyle w:val="TJ2"/>
             <w:tabs>
               <w:tab w:val="left" w:pos="880"/>
-              <w:tab w:val="right" w:pos="9346"/>
+              <w:tab w:val="right" w:leader="dot" w:pos="9346"/>
             </w:tabs>
-            <w:spacing w:after="100"/>
-            <w:ind w:left="260"/>
             <w:rPr>
-              <w:rFonts w:ascii="Calibri" w:eastAsia="Calibri" w:hAnsi="Calibri" w:cs="Calibri"/>
-              <w:color w:val="000000"/>
+              <w:rFonts w:asciiTheme="minorHAnsi" w:eastAsiaTheme="minorEastAsia" w:hAnsiTheme="minorHAnsi" w:cstheme="minorBidi"/>
+              <w:noProof/>
               <w:sz w:val="22"/>
               <w:szCs w:val="22"/>
+              <w:lang w:val="hu-HU"/>
             </w:rPr>
           </w:pPr>
-          <w:hyperlink w:anchor="_heading=h.3y1l97vshsbm">
-            <w:r>
-              <w:rPr>
-                <w:color w:val="000000"/>
+          <w:hyperlink w:anchor="_Toc225501120" w:history="1">
+            <w:r>
+              <w:rPr>
+                <w:rStyle w:val="Hiperhivatkozs"/>
+                <w:noProof/>
               </w:rPr>
               <w:t>1.2.</w:t>
             </w:r>
-          </w:hyperlink>
-          <w:hyperlink w:anchor="_heading=h.3y1l97vshsbm">
-            <w:r>
-              <w:rPr>
-                <w:rFonts w:ascii="Calibri" w:eastAsia="Calibri" w:hAnsi="Calibri" w:cs="Calibri"/>
-                <w:color w:val="000000"/>
+            <w:r>
+              <w:rPr>
+                <w:rFonts w:asciiTheme="minorHAnsi" w:eastAsiaTheme="minorEastAsia" w:hAnsiTheme="minorHAnsi" w:cstheme="minorBidi"/>
+                <w:noProof/>
                 <w:sz w:val="22"/>
                 <w:szCs w:val="22"/>
+                <w:lang w:val="hu-HU"/>
               </w:rPr>
               <w:tab/>
             </w:r>
+            <w:r>
+              <w:rPr>
+                <w:rStyle w:val="Hiperhivatkozs"/>
+                <w:noProof/>
+              </w:rPr>
+              <w:t>Funkcionális követelmények:</w:t>
+            </w:r>
+            <w:r>
+              <w:rPr>
+                <w:noProof/>
+                <w:webHidden/>
+              </w:rPr>
+              <w:tab/>
+            </w:r>
+            <w:r>
+              <w:rPr>
+                <w:noProof/>
+                <w:webHidden/>
+              </w:rPr>
+              <w:fldChar w:fldCharType="begin"/>
+            </w:r>
+            <w:r>
+              <w:rPr>
+                <w:noProof/>
+                <w:webHidden/>
+              </w:rPr>
+              <w:instrText xml:space="preserve"> PAGEREF _Toc225501120 \h </w:instrText>
+            </w:r>
+            <w:r>
+              <w:rPr>
+                <w:noProof/>
+                <w:webHidden/>
+              </w:rPr>
+            </w:r>
+            <w:r>
+              <w:rPr>
+                <w:noProof/>
+                <w:webHidden/>
+              </w:rPr>
+              <w:fldChar w:fldCharType="separate"/>
+            </w:r>
+            <w:r>
+              <w:rPr>
+                <w:noProof/>
+                <w:webHidden/>
+              </w:rPr>
+              <w:t>3</w:t>
+            </w:r>
+            <w:r>
+              <w:rPr>
+                <w:noProof/>
+                <w:webHidden/>
+              </w:rPr>
+              <w:fldChar w:fldCharType="end"/>
+            </w:r>
           </w:hyperlink>
-          <w:r>
-            <w:fldChar w:fldCharType="begin"/>
-          </w:r>
-          <w:r>
-            <w:instrText xml:space="preserve"> PAGEREF _heading=h.3y1l97vshsbm \h </w:instrText>
-          </w:r>
-          <w:r>
-            <w:fldChar w:fldCharType="separate"/>
-          </w:r>
-          <w:r>
-            <w:rPr>
-              <w:color w:val="000000"/>
-            </w:rPr>
-            <w:t>A feladat rövid ismertetése</w:t>
-          </w:r>
-          <w:r>
-            <w:rPr>
-              <w:color w:val="000000"/>
-            </w:rPr>
-            <w:tab/>
-            <w:t>3</w:t>
-          </w:r>
-          <w:r>
-            <w:fldChar w:fldCharType="end"/>
-          </w:r>
         </w:p>
         <w:p>
           <w:pPr>
-            <w:pBdr>
-              <w:top w:val="nil"/>
-              <w:left w:val="nil"/>
-              <w:bottom w:val="nil"/>
-              <w:right w:val="nil"/>
-              <w:between w:val="nil"/>
-            </w:pBdr>
+            <w:pStyle w:val="TJ2"/>
             <w:tabs>
-              <w:tab w:val="left" w:pos="440"/>
-              <w:tab w:val="right" w:pos="9346"/>
+              <w:tab w:val="left" w:pos="880"/>
+              <w:tab w:val="right" w:leader="dot" w:pos="9346"/>
             </w:tabs>
-            <w:spacing w:after="100"/>
             <w:rPr>
-              <w:rFonts w:ascii="Calibri" w:eastAsia="Calibri" w:hAnsi="Calibri" w:cs="Calibri"/>
-              <w:color w:val="000000"/>
+              <w:rFonts w:asciiTheme="minorHAnsi" w:eastAsiaTheme="minorEastAsia" w:hAnsiTheme="minorHAnsi" w:cstheme="minorBidi"/>
+              <w:noProof/>
               <w:sz w:val="22"/>
               <w:szCs w:val="22"/>
+              <w:lang w:val="hu-HU"/>
             </w:rPr>
           </w:pPr>
-          <w:hyperlink w:anchor="_heading=h.21mifye1sbqy">
-            <w:r>
-              <w:rPr>
-                <w:color w:val="000000"/>
-              </w:rPr>
-              <w:t>2</w:t>
-            </w:r>
-          </w:hyperlink>
-          <w:hyperlink w:anchor="_heading=h.21mifye1sbqy">
-            <w:r>
-              <w:rPr>
-                <w:rFonts w:ascii="Calibri" w:eastAsia="Calibri" w:hAnsi="Calibri" w:cs="Calibri"/>
-                <w:color w:val="000000"/>
+          <w:hyperlink w:anchor="_Toc225501121" w:history="1">
+            <w:r>
+              <w:rPr>
+                <w:rStyle w:val="Hiperhivatkozs"/>
+                <w:noProof/>
+              </w:rPr>
+              <w:t>1.3.</w:t>
+            </w:r>
+            <w:r>
+              <w:rPr>
+                <w:rFonts w:asciiTheme="minorHAnsi" w:eastAsiaTheme="minorEastAsia" w:hAnsiTheme="minorHAnsi" w:cstheme="minorBidi"/>
+                <w:noProof/>
                 <w:sz w:val="22"/>
                 <w:szCs w:val="22"/>
+                <w:lang w:val="hu-HU"/>
               </w:rPr>
               <w:tab/>
             </w:r>
+            <w:r>
+              <w:rPr>
+                <w:rStyle w:val="Hiperhivatkozs"/>
+                <w:noProof/>
+              </w:rPr>
+              <w:t>Nem funkcionális követelmények:</w:t>
+            </w:r>
+            <w:r>
+              <w:rPr>
+                <w:noProof/>
+                <w:webHidden/>
+              </w:rPr>
+              <w:tab/>
+            </w:r>
+            <w:r>
+              <w:rPr>
+                <w:noProof/>
+                <w:webHidden/>
+              </w:rPr>
+              <w:fldChar w:fldCharType="begin"/>
+            </w:r>
+            <w:r>
+              <w:rPr>
+                <w:noProof/>
+                <w:webHidden/>
+              </w:rPr>
+              <w:instrText xml:space="preserve"> PAGEREF _Toc225501121 \h </w:instrText>
+            </w:r>
+            <w:r>
+              <w:rPr>
+                <w:noProof/>
+                <w:webHidden/>
+              </w:rPr>
+            </w:r>
+            <w:r>
+              <w:rPr>
+                <w:noProof/>
+                <w:webHidden/>
+              </w:rPr>
+              <w:fldChar w:fldCharType="separate"/>
+            </w:r>
+            <w:r>
+              <w:rPr>
+                <w:noProof/>
+                <w:webHidden/>
+              </w:rPr>
+              <w:t>3</w:t>
+            </w:r>
+            <w:r>
+              <w:rPr>
+                <w:noProof/>
+                <w:webHidden/>
+              </w:rPr>
+              <w:fldChar w:fldCharType="end"/>
+            </w:r>
           </w:hyperlink>
-          <w:r>
-            <w:fldChar w:fldCharType="begin"/>
-          </w:r>
-          <w:r>
-            <w:instrText xml:space="preserve"> PAGEREF _heading=h.21mifye1sbqy \h </w:instrText>
-          </w:r>
-          <w:r>
-            <w:fldChar w:fldCharType="separate"/>
-          </w:r>
-          <w:r>
-            <w:rPr>
-              <w:color w:val="000000"/>
-            </w:rPr>
-            <w:t>Elvárások a megoldással kapcsolatban</w:t>
-          </w:r>
-          <w:r>
-            <w:rPr>
-              <w:color w:val="000000"/>
-            </w:rPr>
-            <w:tab/>
-            <w:t>4</w:t>
-          </w:r>
-          <w:r>
-            <w:fldChar w:fldCharType="end"/>
-          </w:r>
         </w:p>
         <w:p>
           <w:pPr>
-            <w:pBdr>
-              <w:top w:val="nil"/>
-              <w:left w:val="nil"/>
-              <w:bottom w:val="nil"/>
-              <w:right w:val="nil"/>
-              <w:between w:val="nil"/>
-            </w:pBdr>
+            <w:pStyle w:val="TJ2"/>
             <w:tabs>
               <w:tab w:val="left" w:pos="880"/>
-              <w:tab w:val="right" w:pos="9346"/>
+              <w:tab w:val="right" w:leader="dot" w:pos="9346"/>
             </w:tabs>
-            <w:spacing w:after="100"/>
-            <w:ind w:left="260"/>
             <w:rPr>
-              <w:rFonts w:ascii="Calibri" w:eastAsia="Calibri" w:hAnsi="Calibri" w:cs="Calibri"/>
-              <w:color w:val="000000"/>
+              <w:rFonts w:asciiTheme="minorHAnsi" w:eastAsiaTheme="minorEastAsia" w:hAnsiTheme="minorHAnsi" w:cstheme="minorBidi"/>
+              <w:noProof/>
               <w:sz w:val="22"/>
               <w:szCs w:val="22"/>
+              <w:lang w:val="hu-HU"/>
             </w:rPr>
           </w:pPr>
-          <w:hyperlink w:anchor="_heading=h.5g4roj1vhmzp">
-            <w:r>
-              <w:rPr>
-                <w:color w:val="000000"/>
-              </w:rPr>
-              <w:t>2.1.</w:t>
-            </w:r>
-          </w:hyperlink>
-          <w:hyperlink w:anchor="_heading=h.5g4roj1vhmzp">
-            <w:r>
-              <w:rPr>
-                <w:rFonts w:ascii="Calibri" w:eastAsia="Calibri" w:hAnsi="Calibri" w:cs="Calibri"/>
-                <w:color w:val="000000"/>
+          <w:hyperlink w:anchor="_Toc225501122" w:history="1">
+            <w:r>
+              <w:rPr>
+                <w:rStyle w:val="Hiperhivatkozs"/>
+                <w:noProof/>
+              </w:rPr>
+              <w:t>1.4.</w:t>
+            </w:r>
+            <w:r>
+              <w:rPr>
+                <w:rFonts w:asciiTheme="minorHAnsi" w:eastAsiaTheme="minorEastAsia" w:hAnsiTheme="minorHAnsi" w:cstheme="minorBidi"/>
+                <w:noProof/>
                 <w:sz w:val="22"/>
                 <w:szCs w:val="22"/>
+                <w:lang w:val="hu-HU"/>
               </w:rPr>
               <w:tab/>
             </w:r>
+            <w:r>
+              <w:rPr>
+                <w:rStyle w:val="Hiperhivatkozs"/>
+                <w:noProof/>
+              </w:rPr>
+              <w:t>Korlátozások:</w:t>
+            </w:r>
+            <w:r>
+              <w:rPr>
+                <w:noProof/>
+                <w:webHidden/>
+              </w:rPr>
+              <w:tab/>
+            </w:r>
+            <w:r>
+              <w:rPr>
+                <w:noProof/>
+                <w:webHidden/>
+              </w:rPr>
+              <w:fldChar w:fldCharType="begin"/>
+            </w:r>
+            <w:r>
+              <w:rPr>
+                <w:noProof/>
+                <w:webHidden/>
+              </w:rPr>
+              <w:instrText xml:space="preserve"> PAGEREF _Toc225501122 \h </w:instrText>
+            </w:r>
+            <w:r>
+              <w:rPr>
+                <w:noProof/>
+                <w:webHidden/>
+              </w:rPr>
+            </w:r>
+            <w:r>
+              <w:rPr>
+                <w:noProof/>
+                <w:webHidden/>
+              </w:rPr>
+              <w:fldChar w:fldCharType="separate"/>
+            </w:r>
+            <w:r>
+              <w:rPr>
+                <w:noProof/>
+                <w:webHidden/>
+              </w:rPr>
+              <w:t>3</w:t>
+            </w:r>
+            <w:r>
+              <w:rPr>
+                <w:noProof/>
+                <w:webHidden/>
+              </w:rPr>
+              <w:fldChar w:fldCharType="end"/>
+            </w:r>
           </w:hyperlink>
-          <w:r>
-            <w:fldChar w:fldCharType="begin"/>
-          </w:r>
-          <w:r>
-            <w:instrText xml:space="preserve"> PAGEREF _heading=h.5g4roj1vhmzp \h </w:instrText>
-          </w:r>
-          <w:r>
-            <w:fldChar w:fldCharType="separate"/>
-          </w:r>
-          <w:r>
-            <w:rPr>
-              <w:color w:val="000000"/>
-            </w:rPr>
-            <w:t>Operációs rendszer, környezet</w:t>
-          </w:r>
-          <w:r>
-            <w:rPr>
-              <w:color w:val="000000"/>
-            </w:rPr>
-            <w:tab/>
-            <w:t>4</w:t>
-          </w:r>
-          <w:r>
-            <w:fldChar w:fldCharType="end"/>
-          </w:r>
         </w:p>
         <w:p>
           <w:pPr>
-            <w:pBdr>
-              <w:top w:val="nil"/>
-              <w:left w:val="nil"/>
-              <w:bottom w:val="nil"/>
-              <w:right w:val="nil"/>
-              <w:between w:val="nil"/>
-            </w:pBdr>
+            <w:pStyle w:val="TJ1"/>
             <w:tabs>
-              <w:tab w:val="left" w:pos="880"/>
-              <w:tab w:val="right" w:pos="9346"/>
+              <w:tab w:val="left" w:pos="440"/>
+              <w:tab w:val="right" w:leader="dot" w:pos="9346"/>
             </w:tabs>
-            <w:spacing w:after="100"/>
-            <w:ind w:left="260"/>
             <w:rPr>
-              <w:rFonts w:ascii="Calibri" w:eastAsia="Calibri" w:hAnsi="Calibri" w:cs="Calibri"/>
-              <w:color w:val="000000"/>
+              <w:rFonts w:asciiTheme="minorHAnsi" w:eastAsiaTheme="minorEastAsia" w:hAnsiTheme="minorHAnsi" w:cstheme="minorBidi"/>
+              <w:noProof/>
               <w:sz w:val="22"/>
               <w:szCs w:val="22"/>
+              <w:lang w:val="hu-HU"/>
             </w:rPr>
           </w:pPr>
-          <w:hyperlink w:anchor="_heading=h.71xwmg5se780">
-            <w:r>
-              <w:rPr>
-                <w:color w:val="000000"/>
-              </w:rPr>
-              <w:t>2.2.</w:t>
-            </w:r>
-          </w:hyperlink>
-          <w:hyperlink w:anchor="_heading=h.71xwmg5se780">
-            <w:r>
-              <w:rPr>
-                <w:rFonts w:ascii="Calibri" w:eastAsia="Calibri" w:hAnsi="Calibri" w:cs="Calibri"/>
-                <w:color w:val="000000"/>
+          <w:hyperlink w:anchor="_Toc225501123" w:history="1">
+            <w:r>
+              <w:rPr>
+                <w:rStyle w:val="Hiperhivatkozs"/>
+                <w:noProof/>
+              </w:rPr>
+              <w:t>2</w:t>
+            </w:r>
+            <w:r>
+              <w:rPr>
+                <w:rFonts w:asciiTheme="minorHAnsi" w:eastAsiaTheme="minorEastAsia" w:hAnsiTheme="minorHAnsi" w:cstheme="minorBidi"/>
+                <w:noProof/>
                 <w:sz w:val="22"/>
                 <w:szCs w:val="22"/>
+                <w:lang w:val="hu-HU"/>
               </w:rPr>
               <w:tab/>
             </w:r>
+            <w:r>
+              <w:rPr>
+                <w:rStyle w:val="Hiperhivatkozs"/>
+                <w:noProof/>
+              </w:rPr>
+              <w:t>Futási környezet</w:t>
+            </w:r>
+            <w:r>
+              <w:rPr>
+                <w:noProof/>
+                <w:webHidden/>
+              </w:rPr>
+              <w:tab/>
+            </w:r>
+            <w:r>
+              <w:rPr>
+                <w:noProof/>
+                <w:webHidden/>
+              </w:rPr>
+              <w:fldChar w:fldCharType="begin"/>
+            </w:r>
+            <w:r>
+              <w:rPr>
+                <w:noProof/>
+                <w:webHidden/>
+              </w:rPr>
+              <w:instrText xml:space="preserve"> PAGEREF _Toc225501123 \h </w:instrText>
+            </w:r>
+            <w:r>
+              <w:rPr>
+                <w:noProof/>
+                <w:webHidden/>
+              </w:rPr>
+            </w:r>
+            <w:r>
+              <w:rPr>
+                <w:noProof/>
+                <w:webHidden/>
+              </w:rPr>
+              <w:fldChar w:fldCharType="separate"/>
+            </w:r>
+            <w:r>
+              <w:rPr>
+                <w:noProof/>
+                <w:webHidden/>
+              </w:rPr>
+              <w:t>4</w:t>
+            </w:r>
+            <w:r>
+              <w:rPr>
+                <w:noProof/>
+                <w:webHidden/>
+              </w:rPr>
+              <w:fldChar w:fldCharType="end"/>
+            </w:r>
           </w:hyperlink>
-          <w:r>
-            <w:fldChar w:fldCharType="begin"/>
-          </w:r>
-          <w:r>
-            <w:instrText xml:space="preserve"> PAGEREF _heading=h.71xwmg5se780 \h </w:instrText>
-          </w:r>
-          <w:r>
-            <w:fldChar w:fldCharType="separate"/>
-          </w:r>
-          <w:r>
-            <w:rPr>
-              <w:color w:val="000000"/>
-            </w:rPr>
-            <w:t>Felhasználandó programozási nyelv</w:t>
-          </w:r>
-          <w:r>
-            <w:rPr>
-              <w:color w:val="000000"/>
-            </w:rPr>
-            <w:tab/>
-            <w:t>4</w:t>
-          </w:r>
-          <w:r>
-            <w:fldChar w:fldCharType="end"/>
-          </w:r>
         </w:p>
         <w:p>
           <w:pPr>
-            <w:pBdr>
-              <w:top w:val="nil"/>
-              <w:left w:val="nil"/>
-              <w:bottom w:val="nil"/>
-              <w:right w:val="nil"/>
-              <w:between w:val="nil"/>
-            </w:pBdr>
+            <w:pStyle w:val="TJ1"/>
             <w:tabs>
-              <w:tab w:val="left" w:pos="880"/>
-              <w:tab w:val="right" w:pos="9346"/>
+              <w:tab w:val="left" w:pos="440"/>
+              <w:tab w:val="right" w:leader="dot" w:pos="9346"/>
             </w:tabs>
-            <w:spacing w:after="100"/>
-            <w:ind w:left="260"/>
             <w:rPr>
-              <w:rFonts w:ascii="Calibri" w:eastAsia="Calibri" w:hAnsi="Calibri" w:cs="Calibri"/>
-              <w:color w:val="000000"/>
+              <w:rFonts w:asciiTheme="minorHAnsi" w:eastAsiaTheme="minorEastAsia" w:hAnsiTheme="minorHAnsi" w:cstheme="minorBidi"/>
+              <w:noProof/>
               <w:sz w:val="22"/>
               <w:szCs w:val="22"/>
+              <w:lang w:val="hu-HU"/>
             </w:rPr>
           </w:pPr>
-          <w:hyperlink w:anchor="_heading=h.x9ncevp3qm5n">
-            <w:r>
-              <w:rPr>
-                <w:color w:val="000000"/>
-              </w:rPr>
-              <w:t>2.3.</w:t>
-            </w:r>
-          </w:hyperlink>
-          <w:hyperlink w:anchor="_heading=h.x9ncevp3qm5n">
-            <w:r>
-              <w:rPr>
-                <w:rFonts w:ascii="Calibri" w:eastAsia="Calibri" w:hAnsi="Calibri" w:cs="Calibri"/>
-                <w:color w:val="000000"/>
+          <w:hyperlink w:anchor="_Toc225501124" w:history="1">
+            <w:r>
+              <w:rPr>
+                <w:rStyle w:val="Hiperhivatkozs"/>
+                <w:noProof/>
+              </w:rPr>
+              <w:t>3.</w:t>
+            </w:r>
+            <w:r>
+              <w:rPr>
+                <w:rFonts w:asciiTheme="minorHAnsi" w:eastAsiaTheme="minorEastAsia" w:hAnsiTheme="minorHAnsi" w:cstheme="minorBidi"/>
+                <w:noProof/>
                 <w:sz w:val="22"/>
                 <w:szCs w:val="22"/>
+                <w:lang w:val="hu-HU"/>
               </w:rPr>
               <w:tab/>
             </w:r>
+            <w:r>
+              <w:rPr>
+                <w:rStyle w:val="Hiperhivatkozs"/>
+                <w:noProof/>
+              </w:rPr>
+              <w:t>Fejlesztői környezet</w:t>
+            </w:r>
+            <w:r>
+              <w:rPr>
+                <w:noProof/>
+                <w:webHidden/>
+              </w:rPr>
+              <w:tab/>
+            </w:r>
+            <w:r>
+              <w:rPr>
+                <w:noProof/>
+                <w:webHidden/>
+              </w:rPr>
+              <w:fldChar w:fldCharType="begin"/>
+            </w:r>
+            <w:r>
+              <w:rPr>
+                <w:noProof/>
+                <w:webHidden/>
+              </w:rPr>
+              <w:instrText xml:space="preserve"> PAGEREF _Toc225501124 \h </w:instrText>
+            </w:r>
+            <w:r>
+              <w:rPr>
+                <w:noProof/>
+                <w:webHidden/>
+              </w:rPr>
+            </w:r>
+            <w:r>
+              <w:rPr>
+                <w:noProof/>
+                <w:webHidden/>
+              </w:rPr>
+              <w:fldChar w:fldCharType="separate"/>
+            </w:r>
+            <w:r>
+              <w:rPr>
+                <w:noProof/>
+                <w:webHidden/>
+              </w:rPr>
+              <w:t>4</w:t>
+            </w:r>
+            <w:r>
+              <w:rPr>
+                <w:noProof/>
+                <w:webHidden/>
+              </w:rPr>
+              <w:fldChar w:fldCharType="end"/>
+            </w:r>
           </w:hyperlink>
-          <w:r>
-            <w:fldChar w:fldCharType="begin"/>
-          </w:r>
-          <w:r>
-            <w:instrText xml:space="preserve"> PAGEREF _heading=h.x9ncevp3qm5n \h </w:instrText>
-          </w:r>
-          <w:r>
-            <w:fldChar w:fldCharType="separate"/>
-          </w:r>
-          <w:r>
-            <w:rPr>
-              <w:color w:val="000000"/>
-            </w:rPr>
-            <w:t>Megoldás formátuma</w:t>
-          </w:r>
-          <w:r>
-            <w:rPr>
-              <w:color w:val="000000"/>
-            </w:rPr>
-            <w:tab/>
-            <w:t>4</w:t>
-          </w:r>
-          <w:r>
-            <w:fldChar w:fldCharType="end"/>
-          </w:r>
         </w:p>
         <w:p>
           <w:pPr>
-            <w:pBdr>
-              <w:top w:val="nil"/>
-              <w:left w:val="nil"/>
-              <w:bottom w:val="nil"/>
-              <w:right w:val="nil"/>
-              <w:between w:val="nil"/>
-            </w:pBdr>
+            <w:pStyle w:val="TJ1"/>
             <w:tabs>
-              <w:tab w:val="left" w:pos="880"/>
-              <w:tab w:val="right" w:pos="9346"/>
+              <w:tab w:val="left" w:pos="440"/>
+              <w:tab w:val="right" w:leader="dot" w:pos="9346"/>
             </w:tabs>
-            <w:spacing w:after="100"/>
-            <w:ind w:left="260"/>
             <w:rPr>
-              <w:rFonts w:ascii="Calibri" w:eastAsia="Calibri" w:hAnsi="Calibri" w:cs="Calibri"/>
-              <w:color w:val="000000"/>
+              <w:rFonts w:asciiTheme="minorHAnsi" w:eastAsiaTheme="minorEastAsia" w:hAnsiTheme="minorHAnsi" w:cstheme="minorBidi"/>
+              <w:noProof/>
               <w:sz w:val="22"/>
               <w:szCs w:val="22"/>
+              <w:lang w:val="hu-HU"/>
             </w:rPr>
           </w:pPr>
-          <w:hyperlink w:anchor="_heading=h.79mfesemfa1s">
-            <w:r>
-              <w:rPr>
-                <w:color w:val="000000"/>
-              </w:rPr>
-              <w:t>2.4.</w:t>
-            </w:r>
-          </w:hyperlink>
-          <w:hyperlink w:anchor="_heading=h.79mfesemfa1s">
-            <w:r>
-              <w:rPr>
-                <w:rFonts w:ascii="Calibri" w:eastAsia="Calibri" w:hAnsi="Calibri" w:cs="Calibri"/>
-                <w:color w:val="000000"/>
+          <w:hyperlink w:anchor="_Toc225501125" w:history="1">
+            <w:r>
+              <w:rPr>
+                <w:rStyle w:val="Hiperhivatkozs"/>
+                <w:noProof/>
+              </w:rPr>
+              <w:t>3</w:t>
+            </w:r>
+            <w:r>
+              <w:rPr>
+                <w:rFonts w:asciiTheme="minorHAnsi" w:eastAsiaTheme="minorEastAsia" w:hAnsiTheme="minorHAnsi" w:cstheme="minorBidi"/>
+                <w:noProof/>
                 <w:sz w:val="22"/>
                 <w:szCs w:val="22"/>
+                <w:lang w:val="hu-HU"/>
               </w:rPr>
               <w:tab/>
             </w:r>
+            <w:r>
+              <w:rPr>
+                <w:rStyle w:val="Hiperhivatkozs"/>
+                <w:noProof/>
+              </w:rPr>
+              <w:t>Algoritmusok és adatok</w:t>
+            </w:r>
+            <w:r>
+              <w:rPr>
+                <w:noProof/>
+                <w:webHidden/>
+              </w:rPr>
+              <w:tab/>
+            </w:r>
+            <w:r>
+              <w:rPr>
+                <w:noProof/>
+                <w:webHidden/>
+              </w:rPr>
+              <w:fldChar w:fldCharType="begin"/>
+            </w:r>
+            <w:r>
+              <w:rPr>
+                <w:noProof/>
+                <w:webHidden/>
+              </w:rPr>
+              <w:instrText xml:space="preserve"> PAGEREF _Toc225501125 \h </w:instrText>
+            </w:r>
+            <w:r>
+              <w:rPr>
+                <w:noProof/>
+                <w:webHidden/>
+              </w:rPr>
+            </w:r>
+            <w:r>
+              <w:rPr>
+                <w:noProof/>
+                <w:webHidden/>
+              </w:rPr>
+              <w:fldChar w:fldCharType="separate"/>
+            </w:r>
+            <w:r>
+              <w:rPr>
+                <w:noProof/>
+                <w:webHidden/>
+              </w:rPr>
+              <w:t>5</w:t>
+            </w:r>
+            <w:r>
+              <w:rPr>
+                <w:noProof/>
+                <w:webHidden/>
+              </w:rPr>
+              <w:fldChar w:fldCharType="end"/>
+            </w:r>
           </w:hyperlink>
-          <w:r>
-            <w:fldChar w:fldCharType="begin"/>
-          </w:r>
-          <w:r>
-            <w:instrText xml:space="preserve"> PAGEREF _heading=h.79mfesemfa1s \h </w:instrText>
-          </w:r>
-          <w:r>
-            <w:fldChar w:fldCharType="separate"/>
-          </w:r>
-          <w:r>
-            <w:rPr>
-              <w:color w:val="000000"/>
-            </w:rPr>
-            <w:t>Modulok</w:t>
-          </w:r>
-          <w:r>
-            <w:rPr>
-              <w:color w:val="000000"/>
-            </w:rPr>
-            <w:tab/>
-            <w:t>4</w:t>
-          </w:r>
-          <w:r>
-            <w:fldChar w:fldCharType="end"/>
-          </w:r>
         </w:p>
         <w:p>
           <w:pPr>
-            <w:pBdr>
-              <w:top w:val="nil"/>
-              <w:left w:val="nil"/>
-              <w:bottom w:val="nil"/>
-              <w:right w:val="nil"/>
-              <w:between w:val="nil"/>
-            </w:pBdr>
+            <w:pStyle w:val="TJ2"/>
             <w:tabs>
-              <w:tab w:val="left" w:pos="440"/>
-              <w:tab w:val="right" w:pos="9346"/>
+              <w:tab w:val="left" w:pos="880"/>
+              <w:tab w:val="right" w:leader="dot" w:pos="9346"/>
             </w:tabs>
-            <w:spacing w:after="100"/>
             <w:rPr>
-              <w:rFonts w:ascii="Calibri" w:eastAsia="Calibri" w:hAnsi="Calibri" w:cs="Calibri"/>
-              <w:color w:val="000000"/>
+              <w:rFonts w:asciiTheme="minorHAnsi" w:eastAsiaTheme="minorEastAsia" w:hAnsiTheme="minorHAnsi" w:cstheme="minorBidi"/>
+              <w:noProof/>
               <w:sz w:val="22"/>
               <w:szCs w:val="22"/>
+              <w:lang w:val="hu-HU"/>
             </w:rPr>
           </w:pPr>
-          <w:hyperlink w:anchor="_heading=h.tbiaa79c5hjg">
-            <w:r>
-              <w:rPr>
-                <w:color w:val="000000"/>
-              </w:rPr>
-              <w:t>3</w:t>
-            </w:r>
-          </w:hyperlink>
-          <w:hyperlink w:anchor="_heading=h.tbiaa79c5hjg">
-            <w:r>
-              <w:rPr>
-                <w:rFonts w:ascii="Calibri" w:eastAsia="Calibri" w:hAnsi="Calibri" w:cs="Calibri"/>
-                <w:color w:val="000000"/>
+          <w:hyperlink w:anchor="_Toc225501126" w:history="1">
+            <w:r>
+              <w:rPr>
+                <w:rStyle w:val="Hiperhivatkozs"/>
+                <w:noProof/>
+              </w:rPr>
+              <w:t xml:space="preserve">3.1 </w:t>
+            </w:r>
+            <w:r>
+              <w:rPr>
+                <w:rFonts w:asciiTheme="minorHAnsi" w:eastAsiaTheme="minorEastAsia" w:hAnsiTheme="minorHAnsi" w:cstheme="minorBidi"/>
+                <w:noProof/>
                 <w:sz w:val="22"/>
                 <w:szCs w:val="22"/>
+                <w:lang w:val="hu-HU"/>
               </w:rPr>
               <w:tab/>
             </w:r>
+            <w:r>
+              <w:rPr>
+                <w:rStyle w:val="Hiperhivatkozs"/>
+                <w:noProof/>
+              </w:rPr>
+              <w:t>Felhasználók tábla:</w:t>
+            </w:r>
+            <w:r>
+              <w:rPr>
+                <w:noProof/>
+                <w:webHidden/>
+              </w:rPr>
+              <w:tab/>
+            </w:r>
+            <w:r>
+              <w:rPr>
+                <w:noProof/>
+                <w:webHidden/>
+              </w:rPr>
+              <w:fldChar w:fldCharType="begin"/>
+            </w:r>
+            <w:r>
+              <w:rPr>
+                <w:noProof/>
+                <w:webHidden/>
+              </w:rPr>
+              <w:instrText xml:space="preserve"> PAGEREF _Toc225501126 \h </w:instrText>
+            </w:r>
+            <w:r>
+              <w:rPr>
+                <w:noProof/>
+                <w:webHidden/>
+              </w:rPr>
+            </w:r>
+            <w:r>
+              <w:rPr>
+                <w:noProof/>
+                <w:webHidden/>
+              </w:rPr>
+              <w:fldChar w:fldCharType="separate"/>
+            </w:r>
+            <w:r>
+              <w:rPr>
+                <w:noProof/>
+                <w:webHidden/>
+              </w:rPr>
+              <w:t>5</w:t>
+            </w:r>
+            <w:r>
+              <w:rPr>
+                <w:noProof/>
+                <w:webHidden/>
+              </w:rPr>
+              <w:fldChar w:fldCharType="end"/>
+            </w:r>
           </w:hyperlink>
-          <w:r>
-            <w:fldChar w:fldCharType="begin"/>
-          </w:r>
-          <w:r>
-            <w:instrText xml:space="preserve"> PAGEREF _heading=h.tbiaa79c5hjg \h </w:instrText>
-          </w:r>
-          <w:r>
-            <w:fldChar w:fldCharType="separate"/>
-          </w:r>
-          <w:r>
-            <w:rPr>
-              <w:color w:val="000000"/>
-            </w:rPr>
-            <w:t>Szoftver specifikáció</w:t>
-          </w:r>
-          <w:r>
-            <w:rPr>
-              <w:color w:val="000000"/>
-            </w:rPr>
-            <w:tab/>
-            <w:t>6</w:t>
-          </w:r>
-          <w:r>
-            <w:fldChar w:fldCharType="end"/>
-          </w:r>
         </w:p>
         <w:p>
           <w:pPr>
-            <w:pBdr>
-              <w:top w:val="nil"/>
-              <w:left w:val="nil"/>
-              <w:bottom w:val="nil"/>
-              <w:right w:val="nil"/>
-              <w:between w:val="nil"/>
-            </w:pBdr>
+            <w:pStyle w:val="TJ2"/>
             <w:tabs>
               <w:tab w:val="left" w:pos="880"/>
-              <w:tab w:val="right" w:pos="9346"/>
+              <w:tab w:val="right" w:leader="dot" w:pos="9346"/>
             </w:tabs>
-            <w:spacing w:after="100"/>
-            <w:ind w:left="260"/>
             <w:rPr>
-              <w:rFonts w:ascii="Calibri" w:eastAsia="Calibri" w:hAnsi="Calibri" w:cs="Calibri"/>
-              <w:color w:val="000000"/>
+              <w:rFonts w:asciiTheme="minorHAnsi" w:eastAsiaTheme="minorEastAsia" w:hAnsiTheme="minorHAnsi" w:cstheme="minorBidi"/>
+              <w:noProof/>
               <w:sz w:val="22"/>
               <w:szCs w:val="22"/>
+              <w:lang w:val="hu-HU"/>
             </w:rPr>
           </w:pPr>
-          <w:hyperlink w:anchor="_heading=h.rrs0njmcldiq">
-            <w:r>
-              <w:rPr>
-                <w:color w:val="000000"/>
-              </w:rPr>
-              <w:t>3.1.</w:t>
-            </w:r>
-          </w:hyperlink>
-          <w:hyperlink w:anchor="_heading=h.rrs0njmcldiq">
-            <w:r>
-              <w:rPr>
-                <w:rFonts w:ascii="Calibri" w:eastAsia="Calibri" w:hAnsi="Calibri" w:cs="Calibri"/>
-                <w:color w:val="000000"/>
+          <w:hyperlink w:anchor="_Toc225501127" w:history="1">
+            <w:r>
+              <w:rPr>
+                <w:rStyle w:val="Hiperhivatkozs"/>
+                <w:noProof/>
+              </w:rPr>
+              <w:t xml:space="preserve">3.2 </w:t>
+            </w:r>
+            <w:r>
+              <w:rPr>
+                <w:rFonts w:asciiTheme="minorHAnsi" w:eastAsiaTheme="minorEastAsia" w:hAnsiTheme="minorHAnsi" w:cstheme="minorBidi"/>
+                <w:noProof/>
                 <w:sz w:val="22"/>
                 <w:szCs w:val="22"/>
+                <w:lang w:val="hu-HU"/>
               </w:rPr>
               <w:tab/>
             </w:r>
+            <w:r>
+              <w:rPr>
+                <w:rStyle w:val="Hiperhivatkozs"/>
+                <w:noProof/>
+              </w:rPr>
+              <w:t>Cégek tábla:</w:t>
+            </w:r>
+            <w:r>
+              <w:rPr>
+                <w:noProof/>
+                <w:webHidden/>
+              </w:rPr>
+              <w:tab/>
+            </w:r>
+            <w:r>
+              <w:rPr>
+                <w:noProof/>
+                <w:webHidden/>
+              </w:rPr>
+              <w:fldChar w:fldCharType="begin"/>
+            </w:r>
+            <w:r>
+              <w:rPr>
+                <w:noProof/>
+                <w:webHidden/>
+              </w:rPr>
+              <w:instrText xml:space="preserve"> PAGEREF _Toc225501127 \h </w:instrText>
+            </w:r>
+            <w:r>
+              <w:rPr>
+                <w:noProof/>
+                <w:webHidden/>
+              </w:rPr>
+            </w:r>
+            <w:r>
+              <w:rPr>
+                <w:noProof/>
+                <w:webHidden/>
+              </w:rPr>
+              <w:fldChar w:fldCharType="separate"/>
+            </w:r>
+            <w:r>
+              <w:rPr>
+                <w:noProof/>
+                <w:webHidden/>
+              </w:rPr>
+              <w:t>5</w:t>
+            </w:r>
+            <w:r>
+              <w:rPr>
+                <w:noProof/>
+                <w:webHidden/>
+              </w:rPr>
+              <w:fldChar w:fldCharType="end"/>
+            </w:r>
           </w:hyperlink>
-          <w:r>
-            <w:fldChar w:fldCharType="begin"/>
-          </w:r>
-          <w:r>
-            <w:instrText xml:space="preserve"> PAGEREF _heading=h.rrs0njmcldiq \h </w:instrText>
-          </w:r>
-          <w:r>
-            <w:fldChar w:fldCharType="separate"/>
-          </w:r>
-          <w:r>
-            <w:rPr>
-              <w:color w:val="000000"/>
-            </w:rPr>
-            <w:t>Megjelenés</w:t>
-          </w:r>
-          <w:r>
-            <w:rPr>
-              <w:color w:val="000000"/>
-            </w:rPr>
-            <w:tab/>
-            <w:t>6</w:t>
-          </w:r>
-          <w:r>
-            <w:fldChar w:fldCharType="end"/>
-          </w:r>
         </w:p>
         <w:p>
           <w:pPr>
-            <w:pBdr>
-              <w:top w:val="nil"/>
-              <w:left w:val="nil"/>
-              <w:bottom w:val="nil"/>
-              <w:right w:val="nil"/>
-              <w:between w:val="nil"/>
-            </w:pBdr>
+            <w:pStyle w:val="TJ2"/>
             <w:tabs>
               <w:tab w:val="left" w:pos="880"/>
-              <w:tab w:val="right" w:pos="9346"/>
+              <w:tab w:val="right" w:leader="dot" w:pos="9346"/>
             </w:tabs>
-            <w:spacing w:after="100"/>
-            <w:ind w:left="260"/>
             <w:rPr>
-              <w:rFonts w:ascii="Calibri" w:eastAsia="Calibri" w:hAnsi="Calibri" w:cs="Calibri"/>
-              <w:color w:val="000000"/>
+              <w:rFonts w:asciiTheme="minorHAnsi" w:eastAsiaTheme="minorEastAsia" w:hAnsiTheme="minorHAnsi" w:cstheme="minorBidi"/>
+              <w:noProof/>
               <w:sz w:val="22"/>
               <w:szCs w:val="22"/>
+              <w:lang w:val="hu-HU"/>
             </w:rPr>
           </w:pPr>
-          <w:hyperlink w:anchor="_heading=h.7gu5teewvnx8">
-            <w:r>
-              <w:rPr>
-                <w:color w:val="000000"/>
-              </w:rPr>
-              <w:t>3.2.</w:t>
-            </w:r>
-          </w:hyperlink>
-          <w:hyperlink w:anchor="_heading=h.7gu5teewvnx8">
-            <w:r>
-              <w:rPr>
-                <w:rFonts w:ascii="Calibri" w:eastAsia="Calibri" w:hAnsi="Calibri" w:cs="Calibri"/>
-                <w:color w:val="000000"/>
+          <w:hyperlink w:anchor="_Toc225501128" w:history="1">
+            <w:r>
+              <w:rPr>
+                <w:rStyle w:val="Hiperhivatkozs"/>
+                <w:noProof/>
+              </w:rPr>
+              <w:t xml:space="preserve">3.3 </w:t>
+            </w:r>
+            <w:r>
+              <w:rPr>
+                <w:rFonts w:asciiTheme="minorHAnsi" w:eastAsiaTheme="minorEastAsia" w:hAnsiTheme="minorHAnsi" w:cstheme="minorBidi"/>
+                <w:noProof/>
                 <w:sz w:val="22"/>
                 <w:szCs w:val="22"/>
+                <w:lang w:val="hu-HU"/>
               </w:rPr>
               <w:tab/>
             </w:r>
+            <w:r>
+              <w:rPr>
+                <w:rStyle w:val="Hiperhivatkozs"/>
+                <w:noProof/>
+              </w:rPr>
+              <w:t>Járművek tábla:</w:t>
+            </w:r>
+            <w:r>
+              <w:rPr>
+                <w:noProof/>
+                <w:webHidden/>
+              </w:rPr>
+              <w:tab/>
+            </w:r>
+            <w:r>
+              <w:rPr>
+                <w:noProof/>
+                <w:webHidden/>
+              </w:rPr>
+              <w:fldChar w:fldCharType="begin"/>
+            </w:r>
+            <w:r>
+              <w:rPr>
+                <w:noProof/>
+                <w:webHidden/>
+              </w:rPr>
+              <w:instrText xml:space="preserve"> PAGEREF _Toc225501128 \h </w:instrText>
+            </w:r>
+            <w:r>
+              <w:rPr>
+                <w:noProof/>
+                <w:webHidden/>
+              </w:rPr>
+            </w:r>
+            <w:r>
+              <w:rPr>
+                <w:noProof/>
+                <w:webHidden/>
+              </w:rPr>
+              <w:fldChar w:fldCharType="separate"/>
+            </w:r>
+            <w:r>
+              <w:rPr>
+                <w:noProof/>
+                <w:webHidden/>
+              </w:rPr>
+              <w:t>6</w:t>
+            </w:r>
+            <w:r>
+              <w:rPr>
+                <w:noProof/>
+                <w:webHidden/>
+              </w:rPr>
+              <w:fldChar w:fldCharType="end"/>
+            </w:r>
           </w:hyperlink>
-          <w:r>
-            <w:fldChar w:fldCharType="begin"/>
-          </w:r>
-          <w:r>
-            <w:instrText xml:space="preserve"> PAGEREF _heading=h.7gu5teewvnx8 \h </w:instrText>
-          </w:r>
-          <w:r>
-            <w:fldChar w:fldCharType="separate"/>
-          </w:r>
-          <w:r>
-            <w:rPr>
-              <w:color w:val="000000"/>
-            </w:rPr>
-            <w:t>Funkciók</w:t>
-          </w:r>
-          <w:r>
-            <w:rPr>
-              <w:color w:val="000000"/>
-            </w:rPr>
-            <w:tab/>
-            <w:t>6</w:t>
-          </w:r>
-          <w:r>
-            <w:fldChar w:fldCharType="end"/>
-          </w:r>
         </w:p>
         <w:p>
           <w:pPr>
-            <w:pBdr>
-              <w:top w:val="nil"/>
-              <w:left w:val="nil"/>
-              <w:bottom w:val="nil"/>
-              <w:right w:val="nil"/>
-              <w:between w:val="nil"/>
-            </w:pBdr>
+            <w:pStyle w:val="TJ2"/>
             <w:tabs>
-              <w:tab w:val="left" w:pos="440"/>
-              <w:tab w:val="right" w:pos="9346"/>
+              <w:tab w:val="left" w:pos="880"/>
+              <w:tab w:val="right" w:leader="dot" w:pos="9346"/>
             </w:tabs>
-            <w:spacing w:after="100"/>
             <w:rPr>
-              <w:rFonts w:ascii="Calibri" w:eastAsia="Calibri" w:hAnsi="Calibri" w:cs="Calibri"/>
-              <w:color w:val="000000"/>
+              <w:rFonts w:asciiTheme="minorHAnsi" w:eastAsiaTheme="minorEastAsia" w:hAnsiTheme="minorHAnsi" w:cstheme="minorBidi"/>
+              <w:noProof/>
               <w:sz w:val="22"/>
               <w:szCs w:val="22"/>
+              <w:lang w:val="hu-HU"/>
             </w:rPr>
           </w:pPr>
-          <w:hyperlink w:anchor="_heading=h.11surat4p8fl">
-            <w:r>
-              <w:rPr>
-                <w:color w:val="000000"/>
-              </w:rPr>
-              <w:t>4</w:t>
-            </w:r>
-          </w:hyperlink>
-          <w:hyperlink w:anchor="_heading=h.11surat4p8fl">
-            <w:r>
-              <w:rPr>
-                <w:rFonts w:ascii="Calibri" w:eastAsia="Calibri" w:hAnsi="Calibri" w:cs="Calibri"/>
-                <w:color w:val="000000"/>
+          <w:hyperlink w:anchor="_Toc225501129" w:history="1">
+            <w:r>
+              <w:rPr>
+                <w:rStyle w:val="Hiperhivatkozs"/>
+                <w:noProof/>
+              </w:rPr>
+              <w:t xml:space="preserve">3.4 </w:t>
+            </w:r>
+            <w:r>
+              <w:rPr>
+                <w:rFonts w:asciiTheme="minorHAnsi" w:eastAsiaTheme="minorEastAsia" w:hAnsiTheme="minorHAnsi" w:cstheme="minorBidi"/>
+                <w:noProof/>
                 <w:sz w:val="22"/>
                 <w:szCs w:val="22"/>
+                <w:lang w:val="hu-HU"/>
               </w:rPr>
               <w:tab/>
             </w:r>
+            <w:r>
+              <w:rPr>
+                <w:rStyle w:val="Hiperhivatkozs"/>
+                <w:noProof/>
+              </w:rPr>
+              <w:t>Jogosítványok tábla:</w:t>
+            </w:r>
+            <w:r>
+              <w:rPr>
+                <w:noProof/>
+                <w:webHidden/>
+              </w:rPr>
+              <w:tab/>
+            </w:r>
+            <w:r>
+              <w:rPr>
+                <w:noProof/>
+                <w:webHidden/>
+              </w:rPr>
+              <w:fldChar w:fldCharType="begin"/>
+            </w:r>
+            <w:r>
+              <w:rPr>
+                <w:noProof/>
+                <w:webHidden/>
+              </w:rPr>
+              <w:instrText xml:space="preserve"> PAGEREF _Toc225501129 \h </w:instrText>
+            </w:r>
+            <w:r>
+              <w:rPr>
+                <w:noProof/>
+                <w:webHidden/>
+              </w:rPr>
+            </w:r>
+            <w:r>
+              <w:rPr>
+                <w:noProof/>
+                <w:webHidden/>
+              </w:rPr>
+              <w:fldChar w:fldCharType="separate"/>
+            </w:r>
+            <w:r>
+              <w:rPr>
+                <w:noProof/>
+                <w:webHidden/>
+              </w:rPr>
+              <w:t>7</w:t>
+            </w:r>
+            <w:r>
+              <w:rPr>
+                <w:noProof/>
+                <w:webHidden/>
+              </w:rPr>
+              <w:fldChar w:fldCharType="end"/>
+            </w:r>
           </w:hyperlink>
-          <w:r>
-            <w:fldChar w:fldCharType="begin"/>
-          </w:r>
-          <w:r>
-            <w:instrText xml:space="preserve"> PAGEREF _heading=h.11surat4p8fl \h </w:instrText>
-          </w:r>
-          <w:r>
-            <w:fldChar w:fldCharType="separate"/>
-          </w:r>
-          <w:r>
-            <w:rPr>
-              <w:color w:val="000000"/>
-            </w:rPr>
-            <w:t>Dokumentáció</w:t>
-          </w:r>
-          <w:r>
-            <w:rPr>
-              <w:color w:val="000000"/>
-            </w:rPr>
-            <w:tab/>
-            <w:t>7</w:t>
-          </w:r>
-          <w:r>
-            <w:fldChar w:fldCharType="end"/>
-          </w:r>
         </w:p>
         <w:p>
           <w:pPr>
-            <w:pBdr>
-              <w:top w:val="nil"/>
-              <w:left w:val="nil"/>
-              <w:bottom w:val="nil"/>
-              <w:right w:val="nil"/>
-              <w:between w:val="nil"/>
-            </w:pBdr>
+            <w:pStyle w:val="TJ2"/>
             <w:tabs>
               <w:tab w:val="left" w:pos="880"/>
-              <w:tab w:val="right" w:pos="9346"/>
+              <w:tab w:val="right" w:leader="dot" w:pos="9346"/>
             </w:tabs>
-            <w:spacing w:after="100"/>
-            <w:ind w:left="260"/>
             <w:rPr>
-              <w:rFonts w:ascii="Calibri" w:eastAsia="Calibri" w:hAnsi="Calibri" w:cs="Calibri"/>
-              <w:color w:val="000000"/>
+              <w:rFonts w:asciiTheme="minorHAnsi" w:eastAsiaTheme="minorEastAsia" w:hAnsiTheme="minorHAnsi" w:cstheme="minorBidi"/>
+              <w:noProof/>
               <w:sz w:val="22"/>
               <w:szCs w:val="22"/>
+              <w:lang w:val="hu-HU"/>
             </w:rPr>
           </w:pPr>
-          <w:hyperlink w:anchor="_heading=h.63ni3xfq7dj4">
-            <w:r>
-              <w:rPr>
-                <w:color w:val="000000"/>
-              </w:rPr>
-              <w:t>4.1.</w:t>
-            </w:r>
-          </w:hyperlink>
-          <w:hyperlink w:anchor="_heading=h.63ni3xfq7dj4">
-            <w:r>
-              <w:rPr>
-                <w:rFonts w:ascii="Calibri" w:eastAsia="Calibri" w:hAnsi="Calibri" w:cs="Calibri"/>
-                <w:color w:val="000000"/>
+          <w:hyperlink w:anchor="_Toc225501130" w:history="1">
+            <w:r>
+              <w:rPr>
+                <w:rStyle w:val="Hiperhivatkozs"/>
+                <w:noProof/>
+              </w:rPr>
+              <w:t xml:space="preserve">3.5 </w:t>
+            </w:r>
+            <w:r>
+              <w:rPr>
+                <w:rFonts w:asciiTheme="minorHAnsi" w:eastAsiaTheme="minorEastAsia" w:hAnsiTheme="minorHAnsi" w:cstheme="minorBidi"/>
+                <w:noProof/>
                 <w:sz w:val="22"/>
                 <w:szCs w:val="22"/>
+                <w:lang w:val="hu-HU"/>
               </w:rPr>
               <w:tab/>
             </w:r>
+            <w:r>
+              <w:rPr>
+                <w:rStyle w:val="Hiperhivatkozs"/>
+                <w:noProof/>
+              </w:rPr>
+              <w:t>Trackereszközök tábla:</w:t>
+            </w:r>
+            <w:r>
+              <w:rPr>
+                <w:noProof/>
+                <w:webHidden/>
+              </w:rPr>
+              <w:tab/>
+            </w:r>
+            <w:r>
+              <w:rPr>
+                <w:noProof/>
+                <w:webHidden/>
+              </w:rPr>
+              <w:fldChar w:fldCharType="begin"/>
+            </w:r>
+            <w:r>
+              <w:rPr>
+                <w:noProof/>
+                <w:webHidden/>
+              </w:rPr>
+              <w:instrText xml:space="preserve"> PAGEREF _Toc225501130 \h </w:instrText>
+            </w:r>
+            <w:r>
+              <w:rPr>
+                <w:noProof/>
+                <w:webHidden/>
+              </w:rPr>
+            </w:r>
+            <w:r>
+              <w:rPr>
+                <w:noProof/>
+                <w:webHidden/>
+              </w:rPr>
+              <w:fldChar w:fldCharType="separate"/>
+            </w:r>
+            <w:r>
+              <w:rPr>
+                <w:noProof/>
+                <w:webHidden/>
+              </w:rPr>
+              <w:t>7</w:t>
+            </w:r>
+            <w:r>
+              <w:rPr>
+                <w:noProof/>
+                <w:webHidden/>
+              </w:rPr>
+              <w:fldChar w:fldCharType="end"/>
+            </w:r>
           </w:hyperlink>
-          <w:r>
-            <w:fldChar w:fldCharType="begin"/>
-          </w:r>
-          <w:r>
-            <w:instrText xml:space="preserve"> PAGEREF _heading=h.63ni3xfq7dj4 \h </w:instrText>
-          </w:r>
-          <w:r>
-            <w:fldChar w:fldCharType="separate"/>
-          </w:r>
-          <w:r>
-            <w:rPr>
-              <w:color w:val="000000"/>
-            </w:rPr>
-            <w:t>Erőforrás-terv, munkaidő nyilvántartás</w:t>
-          </w:r>
-          <w:r>
-            <w:rPr>
-              <w:color w:val="000000"/>
-            </w:rPr>
-            <w:tab/>
-            <w:t>7</w:t>
-          </w:r>
-          <w:r>
-            <w:fldChar w:fldCharType="end"/>
-          </w:r>
-        </w:p>
-        <w:p>
-          <w:pPr>
-            <w:pBdr>
-              <w:top w:val="nil"/>
-              <w:left w:val="nil"/>
-              <w:bottom w:val="nil"/>
-              <w:right w:val="nil"/>
-              <w:between w:val="nil"/>
-            </w:pBdr>
-            <w:tabs>
-              <w:tab w:val="left" w:pos="880"/>
-              <w:tab w:val="right" w:pos="9346"/>
-            </w:tabs>
-            <w:spacing w:after="100"/>
-            <w:ind w:left="260"/>
-            <w:rPr>
-              <w:rFonts w:ascii="Calibri" w:eastAsia="Calibri" w:hAnsi="Calibri" w:cs="Calibri"/>
-              <w:color w:val="000000"/>
-              <w:sz w:val="22"/>
-              <w:szCs w:val="22"/>
-            </w:rPr>
-          </w:pPr>
-          <w:hyperlink w:anchor="_heading=h.o3uyjjpmz3w0">
-            <w:r>
-              <w:rPr>
-                <w:color w:val="000000"/>
-              </w:rPr>
-              <w:t>4.2.</w:t>
-            </w:r>
-          </w:hyperlink>
-          <w:hyperlink w:anchor="_heading=h.o3uyjjpmz3w0">
-            <w:r>
-              <w:rPr>
-                <w:rFonts w:ascii="Calibri" w:eastAsia="Calibri" w:hAnsi="Calibri" w:cs="Calibri"/>
-                <w:color w:val="000000"/>
-                <w:sz w:val="22"/>
-                <w:szCs w:val="22"/>
-              </w:rPr>
-              <w:tab/>
-            </w:r>
-          </w:hyperlink>
-          <w:r>
-            <w:fldChar w:fldCharType="begin"/>
-          </w:r>
-          <w:r>
-            <w:instrText xml:space="preserve"> PAGEREF _heading=h.o3uyjjpmz3w0 \h </w:instrText>
-          </w:r>
-          <w:r>
-            <w:fldChar w:fldCharType="separate"/>
-          </w:r>
-          <w:r>
-            <w:rPr>
-              <w:color w:val="000000"/>
-            </w:rPr>
-            <w:t>Technikai dokumentáció</w:t>
-          </w:r>
-          <w:r>
-            <w:rPr>
-              <w:color w:val="000000"/>
-            </w:rPr>
-            <w:tab/>
-            <w:t>7</w:t>
-          </w:r>
-          <w:r>
-            <w:fldChar w:fldCharType="end"/>
-          </w:r>
-        </w:p>
-        <w:p>
-          <w:pPr>
-            <w:pBdr>
-              <w:top w:val="nil"/>
-              <w:left w:val="nil"/>
-              <w:bottom w:val="nil"/>
-              <w:right w:val="nil"/>
-              <w:between w:val="nil"/>
-            </w:pBdr>
-            <w:tabs>
-              <w:tab w:val="left" w:pos="880"/>
-              <w:tab w:val="right" w:pos="9346"/>
-            </w:tabs>
-            <w:spacing w:after="100"/>
-            <w:ind w:left="260"/>
-            <w:rPr>
-              <w:rFonts w:ascii="Calibri" w:eastAsia="Calibri" w:hAnsi="Calibri" w:cs="Calibri"/>
-              <w:color w:val="000000"/>
-              <w:sz w:val="22"/>
-              <w:szCs w:val="22"/>
-            </w:rPr>
-          </w:pPr>
-          <w:hyperlink w:anchor="_heading=h.ijqecuuliv3l">
-            <w:r>
-              <w:rPr>
-                <w:color w:val="000000"/>
-              </w:rPr>
-              <w:t>4.3.</w:t>
-            </w:r>
-          </w:hyperlink>
-          <w:hyperlink w:anchor="_heading=h.ijqecuuliv3l">
-            <w:r>
-              <w:rPr>
-                <w:rFonts w:ascii="Calibri" w:eastAsia="Calibri" w:hAnsi="Calibri" w:cs="Calibri"/>
-                <w:color w:val="000000"/>
-                <w:sz w:val="22"/>
-                <w:szCs w:val="22"/>
-              </w:rPr>
-              <w:tab/>
-            </w:r>
-          </w:hyperlink>
-          <w:r>
-            <w:fldChar w:fldCharType="begin"/>
-          </w:r>
-          <w:r>
-            <w:instrText xml:space="preserve"> PAGEREF _heading=h.ijqecuuliv3l \h </w:instrText>
-          </w:r>
-          <w:r>
-            <w:fldChar w:fldCharType="separate"/>
-          </w:r>
-          <w:r>
-            <w:rPr>
-              <w:color w:val="000000"/>
-            </w:rPr>
-            <w:t>Forráskód dokumentáció</w:t>
-          </w:r>
-          <w:r>
-            <w:rPr>
-              <w:color w:val="000000"/>
-            </w:rPr>
-            <w:tab/>
-            <w:t>7</w:t>
-          </w:r>
-          <w:r>
-            <w:fldChar w:fldCharType="end"/>
-          </w:r>
-        </w:p>
-        <w:p>
-          <w:pPr>
-            <w:pBdr>
-              <w:top w:val="nil"/>
-              <w:left w:val="nil"/>
-              <w:bottom w:val="nil"/>
-              <w:right w:val="nil"/>
-              <w:between w:val="nil"/>
-            </w:pBdr>
-            <w:tabs>
-              <w:tab w:val="left" w:pos="880"/>
-              <w:tab w:val="right" w:pos="9346"/>
-            </w:tabs>
-            <w:spacing w:after="100"/>
-            <w:ind w:left="260"/>
-            <w:rPr>
-              <w:rFonts w:ascii="Calibri" w:eastAsia="Calibri" w:hAnsi="Calibri" w:cs="Calibri"/>
-              <w:color w:val="000000"/>
-              <w:sz w:val="22"/>
-              <w:szCs w:val="22"/>
-            </w:rPr>
-          </w:pPr>
-          <w:hyperlink w:anchor="_heading=h.69fv3o5enft0">
-            <w:r>
-              <w:rPr>
-                <w:color w:val="000000"/>
-              </w:rPr>
-              <w:t>4.4.</w:t>
-            </w:r>
-          </w:hyperlink>
-          <w:hyperlink w:anchor="_heading=h.69fv3o5enft0">
-            <w:r>
-              <w:rPr>
-                <w:rFonts w:ascii="Calibri" w:eastAsia="Calibri" w:hAnsi="Calibri" w:cs="Calibri"/>
-                <w:color w:val="000000"/>
-                <w:sz w:val="22"/>
-                <w:szCs w:val="22"/>
-              </w:rPr>
-              <w:tab/>
-            </w:r>
-          </w:hyperlink>
-          <w:r>
-            <w:fldChar w:fldCharType="begin"/>
-          </w:r>
-          <w:r>
-            <w:instrText xml:space="preserve"> PAGEREF _heading=h.69fv3o5enft0 \h </w:instrText>
-          </w:r>
-          <w:r>
-            <w:fldChar w:fldCharType="separate"/>
-          </w:r>
-          <w:r>
-            <w:rPr>
-              <w:color w:val="000000"/>
-            </w:rPr>
-            <w:t>Felhasználói dokumentáció</w:t>
-          </w:r>
-          <w:r>
-            <w:rPr>
-              <w:color w:val="000000"/>
-            </w:rPr>
-            <w:tab/>
-            <w:t>7</w:t>
-          </w:r>
-          <w:r>
-            <w:fldChar w:fldCharType="end"/>
-          </w:r>
-        </w:p>
-        <w:p>
-          <w:pPr>
-            <w:pBdr>
-              <w:top w:val="nil"/>
-              <w:left w:val="nil"/>
-              <w:bottom w:val="nil"/>
-              <w:right w:val="nil"/>
-              <w:between w:val="nil"/>
-            </w:pBdr>
-            <w:tabs>
-              <w:tab w:val="left" w:pos="440"/>
-              <w:tab w:val="right" w:pos="9346"/>
-            </w:tabs>
-            <w:spacing w:after="100"/>
-            <w:rPr>
-              <w:rFonts w:ascii="Calibri" w:eastAsia="Calibri" w:hAnsi="Calibri" w:cs="Calibri"/>
-              <w:color w:val="000000"/>
-              <w:sz w:val="22"/>
-              <w:szCs w:val="22"/>
-            </w:rPr>
-          </w:pPr>
-          <w:hyperlink w:anchor="_heading=h.ehw47h9r1eh">
-            <w:r>
-              <w:rPr>
-                <w:color w:val="000000"/>
-              </w:rPr>
-              <w:t>5</w:t>
-            </w:r>
-          </w:hyperlink>
-          <w:hyperlink w:anchor="_heading=h.ehw47h9r1eh">
-            <w:r>
-              <w:rPr>
-                <w:rFonts w:ascii="Calibri" w:eastAsia="Calibri" w:hAnsi="Calibri" w:cs="Calibri"/>
-                <w:color w:val="000000"/>
-                <w:sz w:val="22"/>
-                <w:szCs w:val="22"/>
-              </w:rPr>
-              <w:tab/>
-            </w:r>
-          </w:hyperlink>
-          <w:r>
-            <w:fldChar w:fldCharType="begin"/>
-          </w:r>
-          <w:r>
-            <w:instrText xml:space="preserve"> PAGEREF _heading=h.ehw47h9r1eh \h </w:instrText>
-          </w:r>
-          <w:r>
-            <w:fldChar w:fldCharType="separate"/>
-          </w:r>
-          <w:r>
-            <w:rPr>
-              <w:color w:val="000000"/>
-            </w:rPr>
-            <w:t>A projekt értékelése</w:t>
-          </w:r>
-          <w:r>
-            <w:rPr>
-              <w:color w:val="000000"/>
-            </w:rPr>
-            <w:tab/>
-            <w:t>8</w:t>
-          </w:r>
-          <w:r>
-            <w:fldChar w:fldCharType="end"/>
-          </w:r>
-        </w:p>
-        <w:p>
-          <w:pPr>
-            <w:pBdr>
-              <w:top w:val="nil"/>
-              <w:left w:val="nil"/>
-              <w:bottom w:val="nil"/>
-              <w:right w:val="nil"/>
-              <w:between w:val="nil"/>
-            </w:pBdr>
-            <w:tabs>
-              <w:tab w:val="left" w:pos="880"/>
-              <w:tab w:val="right" w:pos="9346"/>
-            </w:tabs>
-            <w:spacing w:after="100"/>
-            <w:ind w:left="260"/>
-            <w:rPr>
-              <w:rFonts w:ascii="Calibri" w:eastAsia="Calibri" w:hAnsi="Calibri" w:cs="Calibri"/>
-              <w:color w:val="000000"/>
-              <w:sz w:val="22"/>
-              <w:szCs w:val="22"/>
-            </w:rPr>
-          </w:pPr>
-          <w:hyperlink w:anchor="_heading=h.rhpr8ofs87u1">
-            <w:r>
-              <w:rPr>
-                <w:color w:val="000000"/>
-              </w:rPr>
-              <w:t>5.1.</w:t>
-            </w:r>
-          </w:hyperlink>
-          <w:hyperlink w:anchor="_heading=h.rhpr8ofs87u1">
-            <w:r>
-              <w:rPr>
-                <w:rFonts w:ascii="Calibri" w:eastAsia="Calibri" w:hAnsi="Calibri" w:cs="Calibri"/>
-                <w:color w:val="000000"/>
-                <w:sz w:val="22"/>
-                <w:szCs w:val="22"/>
-              </w:rPr>
-              <w:tab/>
-            </w:r>
-          </w:hyperlink>
-          <w:r>
-            <w:fldChar w:fldCharType="begin"/>
-          </w:r>
-          <w:r>
-            <w:instrText xml:space="preserve"> PAGEREF _heading=h.rhpr8ofs87u1 \h </w:instrText>
-          </w:r>
-          <w:r>
-            <w:fldChar w:fldCharType="separate"/>
-          </w:r>
-          <w:r>
-            <w:rPr>
-              <w:color w:val="000000"/>
-            </w:rPr>
-            <w:t>A feladat értékelésének felhasználó oldali szempo</w:t>
-          </w:r>
-          <w:r>
-            <w:rPr>
-              <w:color w:val="000000"/>
-            </w:rPr>
-            <w:t>ntjai</w:t>
-          </w:r>
-          <w:r>
-            <w:rPr>
-              <w:color w:val="000000"/>
-            </w:rPr>
-            <w:tab/>
-            <w:t>8</w:t>
-          </w:r>
-          <w:r>
-            <w:fldChar w:fldCharType="end"/>
-          </w:r>
-        </w:p>
-        <w:p>
-          <w:pPr>
-            <w:pBdr>
-              <w:top w:val="nil"/>
-              <w:left w:val="nil"/>
-              <w:bottom w:val="nil"/>
-              <w:right w:val="nil"/>
-              <w:between w:val="nil"/>
-            </w:pBdr>
-            <w:tabs>
-              <w:tab w:val="left" w:pos="880"/>
-              <w:tab w:val="right" w:pos="9346"/>
-            </w:tabs>
-            <w:spacing w:after="100"/>
-            <w:ind w:left="260"/>
-            <w:rPr>
-              <w:rFonts w:ascii="Calibri" w:eastAsia="Calibri" w:hAnsi="Calibri" w:cs="Calibri"/>
-              <w:color w:val="000000"/>
-              <w:sz w:val="22"/>
-              <w:szCs w:val="22"/>
-            </w:rPr>
-          </w:pPr>
-          <w:hyperlink w:anchor="_heading=h.4fme7a7fytjd">
-            <w:r>
-              <w:rPr>
-                <w:color w:val="000000"/>
-              </w:rPr>
-              <w:t>5.2.</w:t>
-            </w:r>
-          </w:hyperlink>
-          <w:hyperlink w:anchor="_heading=h.4fme7a7fytjd">
-            <w:r>
-              <w:rPr>
-                <w:rFonts w:ascii="Calibri" w:eastAsia="Calibri" w:hAnsi="Calibri" w:cs="Calibri"/>
-                <w:color w:val="000000"/>
-                <w:sz w:val="22"/>
-                <w:szCs w:val="22"/>
-              </w:rPr>
-              <w:tab/>
-            </w:r>
-          </w:hyperlink>
-          <w:r>
-            <w:fldChar w:fldCharType="begin"/>
-          </w:r>
-          <w:r>
-            <w:instrText xml:space="preserve"> PAGEREF _heading=h.4fme7a7fytjd \h </w:instrText>
-          </w:r>
-          <w:r>
-            <w:fldChar w:fldCharType="separate"/>
-          </w:r>
-          <w:r>
-            <w:rPr>
-              <w:color w:val="000000"/>
-            </w:rPr>
-            <w:t>A feladat értékelésének technikai szempontjai</w:t>
-          </w:r>
-          <w:r>
-            <w:rPr>
-              <w:color w:val="000000"/>
-            </w:rPr>
-            <w:tab/>
-            <w:t>8</w:t>
-          </w:r>
-          <w:r>
-            <w:fldChar w:fldCharType="end"/>
-          </w:r>
-        </w:p>
-        <w:p>
-          <w:pPr>
-            <w:pBdr>
-              <w:top w:val="nil"/>
-              <w:left w:val="nil"/>
-              <w:bottom w:val="nil"/>
-              <w:right w:val="nil"/>
-              <w:between w:val="nil"/>
-            </w:pBdr>
-            <w:tabs>
-              <w:tab w:val="left" w:pos="880"/>
-              <w:tab w:val="right" w:pos="9346"/>
-            </w:tabs>
-            <w:spacing w:after="100"/>
-            <w:ind w:left="260"/>
-            <w:rPr>
-              <w:rFonts w:ascii="Calibri" w:eastAsia="Calibri" w:hAnsi="Calibri" w:cs="Calibri"/>
-              <w:color w:val="000000"/>
-              <w:sz w:val="22"/>
-              <w:szCs w:val="22"/>
-            </w:rPr>
-          </w:pPr>
-          <w:hyperlink w:anchor="_heading=h.dx13rm4x59dl">
-            <w:r>
-              <w:rPr>
-                <w:color w:val="000000"/>
-              </w:rPr>
-              <w:t>5.3.</w:t>
-            </w:r>
-          </w:hyperlink>
-          <w:hyperlink w:anchor="_heading=h.dx13rm4x59dl">
-            <w:r>
-              <w:rPr>
-                <w:rFonts w:ascii="Calibri" w:eastAsia="Calibri" w:hAnsi="Calibri" w:cs="Calibri"/>
-                <w:color w:val="000000"/>
-                <w:sz w:val="22"/>
-                <w:szCs w:val="22"/>
-              </w:rPr>
-              <w:tab/>
-            </w:r>
-          </w:hyperlink>
-          <w:r>
-            <w:fldChar w:fldCharType="begin"/>
-          </w:r>
-          <w:r>
-            <w:instrText xml:space="preserve"> PAGEREF _heading=h.dx13rm4x59dl \</w:instrText>
-          </w:r>
-          <w:r>
-            <w:instrText xml:space="preserve">h </w:instrText>
-          </w:r>
-          <w:r>
-            <w:fldChar w:fldCharType="separate"/>
-          </w:r>
-          <w:r>
-            <w:rPr>
-              <w:color w:val="000000"/>
-            </w:rPr>
-            <w:t>Projekt megvalósításának piaci jellegű értékelése</w:t>
-          </w:r>
-          <w:r>
-            <w:rPr>
-              <w:color w:val="000000"/>
-            </w:rPr>
-            <w:tab/>
-            <w:t>8</w:t>
-          </w:r>
-          <w:r>
-            <w:fldChar w:fldCharType="end"/>
-          </w:r>
-        </w:p>
-        <w:p>
-          <w:pPr>
-            <w:pBdr>
-              <w:top w:val="nil"/>
-              <w:left w:val="nil"/>
-              <w:bottom w:val="nil"/>
-              <w:right w:val="nil"/>
-              <w:between w:val="nil"/>
-            </w:pBdr>
-            <w:tabs>
-              <w:tab w:val="left" w:pos="440"/>
-              <w:tab w:val="right" w:pos="9346"/>
-            </w:tabs>
-            <w:spacing w:after="100"/>
-            <w:rPr>
-              <w:rFonts w:ascii="Calibri" w:eastAsia="Calibri" w:hAnsi="Calibri" w:cs="Calibri"/>
-              <w:color w:val="000000"/>
-              <w:sz w:val="22"/>
-              <w:szCs w:val="22"/>
-            </w:rPr>
-          </w:pPr>
-          <w:hyperlink w:anchor="_heading=h.rt9cz6p7qysg">
-            <w:r>
-              <w:rPr>
-                <w:color w:val="000000"/>
-              </w:rPr>
-              <w:t>6</w:t>
-            </w:r>
-          </w:hyperlink>
-          <w:hyperlink w:anchor="_heading=h.rt9cz6p7qysg">
-            <w:r>
-              <w:rPr>
-                <w:rFonts w:ascii="Calibri" w:eastAsia="Calibri" w:hAnsi="Calibri" w:cs="Calibri"/>
-                <w:color w:val="000000"/>
-                <w:sz w:val="22"/>
-                <w:szCs w:val="22"/>
-              </w:rPr>
-              <w:tab/>
-            </w:r>
-          </w:hyperlink>
-          <w:r>
-            <w:fldChar w:fldCharType="begin"/>
-          </w:r>
-          <w:r>
-            <w:instrText xml:space="preserve"> PAGEREF _heading=h.rt9cz6p7qysg \h </w:instrText>
-          </w:r>
-          <w:r>
-            <w:fldChar w:fldCharType="separate"/>
-          </w:r>
-          <w:r>
-            <w:rPr>
-              <w:color w:val="000000"/>
-            </w:rPr>
-            <w:t>Projekt adatlap</w:t>
-          </w:r>
-          <w:r>
-            <w:rPr>
-              <w:color w:val="000000"/>
-            </w:rPr>
-            <w:tab/>
-            <w:t>9</w:t>
-          </w:r>
-          <w:r>
-            <w:fldChar w:fldCharType="end"/>
-          </w:r>
         </w:p>
         <w:p>
           <w:pPr>
             <w:rPr>
               <w:b/>
+              <w:bCs/>
             </w:rPr>
           </w:pPr>
           <w:r>
+            <w:rPr>
+              <w:b/>
+              <w:bCs/>
+            </w:rPr>
             <w:fldChar w:fldCharType="end"/>
           </w:r>
         </w:p>
       </w:sdtContent>
     </w:sdt>
     <w:p>
+      <w:r>
+        <w:br w:type="page"/>
+      </w:r>
+    </w:p>
+    <w:p>
       <w:pPr>
         <w:pStyle w:val="Cmsor1"/>
         <w:numPr>
@@ -1635,11 +1428,12 @@
           <w:numId w:val="1"/>
         </w:numPr>
       </w:pPr>
-      <w:bookmarkStart w:id="0" w:name="_heading=h.wwt37t4jqp0z" w:colFirst="0" w:colLast="0"/>
+      <w:bookmarkStart w:id="0" w:name="_Toc225501118"/>
+      <w:r>
+        <w:lastRenderedPageBreak/>
+        <w:t>Specifikációk, követelményanalízis</w:t>
+      </w:r>
       <w:bookmarkEnd w:id="0"/>
-      <w:r>
-        <w:t>Specifikációk, követelményanalízis</w:t>
-      </w:r>
     </w:p>
     <w:p>
       <w:pPr>
@@ -1649,11 +1443,11 @@
           <w:numId w:val="1"/>
         </w:numPr>
       </w:pPr>
-      <w:bookmarkStart w:id="1" w:name="_heading=h.h08oclp7nyvu" w:colFirst="0" w:colLast="0"/>
+      <w:bookmarkStart w:id="1" w:name="_Toc225501119"/>
+      <w:r>
+        <w:t>Feladat:</w:t>
+      </w:r>
       <w:bookmarkEnd w:id="1"/>
-      <w:r>
-        <w:t>Feladat:</w:t>
-      </w:r>
     </w:p>
     <w:p>
       <w:pPr>
@@ -1680,11 +1474,11 @@
           <w:numId w:val="1"/>
         </w:numPr>
       </w:pPr>
-      <w:bookmarkStart w:id="2" w:name="_heading=h.3y1l97vshsbm" w:colFirst="0" w:colLast="0"/>
+      <w:bookmarkStart w:id="2" w:name="_Toc225501120"/>
+      <w:r>
+        <w:t>Funkcionális követelmények:</w:t>
+      </w:r>
       <w:bookmarkEnd w:id="2"/>
-      <w:r>
-        <w:t>Funkcionális követelmények:</w:t>
-      </w:r>
     </w:p>
     <w:p>
       <w:pPr>
@@ -1750,15 +1544,7 @@
           <w:sz w:val="28"/>
           <w:szCs w:val="28"/>
         </w:rPr>
-        <w:lastRenderedPageBreak/>
-        <w:t>Járművek</w:t>
-      </w:r>
-      <w:r>
-        <w:rPr>
-          <w:sz w:val="28"/>
-          <w:szCs w:val="28"/>
-        </w:rPr>
-        <w:t xml:space="preserve"> hozzáadása, adataik módosítása, törlése.</w:t>
+        <w:t>Járművek hozzáadása, adataik módosítása, törlése.</w:t>
       </w:r>
     </w:p>
     <w:p>
@@ -1778,14 +1564,7 @@
           <w:sz w:val="28"/>
           <w:szCs w:val="28"/>
         </w:rPr>
-        <w:t>Jogosítványok</w:t>
-      </w:r>
-      <w:r>
-        <w:rPr>
-          <w:sz w:val="28"/>
-          <w:szCs w:val="28"/>
-        </w:rPr>
-        <w:t xml:space="preserve"> hozzáadása, adataik módosítása, törlése.</w:t>
+        <w:t>Jogosítványok hozzáadása, adataik módosítása, törlése.</w:t>
       </w:r>
     </w:p>
     <w:p>
@@ -1836,9 +1615,11 @@
           <w:numId w:val="1"/>
         </w:numPr>
       </w:pPr>
+      <w:bookmarkStart w:id="3" w:name="_Toc225501121"/>
       <w:r>
         <w:t>Nem funkcionális követelmények:</w:t>
       </w:r>
+      <w:bookmarkEnd w:id="3"/>
     </w:p>
     <w:p>
       <w:pPr>
@@ -1929,9 +1710,11 @@
           <w:numId w:val="1"/>
         </w:numPr>
       </w:pPr>
+      <w:bookmarkStart w:id="4" w:name="_Toc225501122"/>
       <w:r>
         <w:t>Korlátozások:</w:t>
       </w:r>
+      <w:bookmarkEnd w:id="4"/>
     </w:p>
     <w:p>
       <w:pPr>
@@ -1957,25 +1740,44 @@
     </w:p>
     <w:p>
       <w:pPr>
+        <w:pStyle w:val="Cmsor1"/>
+        <w:numPr>
+          <w:ilvl w:val="0"/>
+          <w:numId w:val="1"/>
+        </w:numPr>
+      </w:pPr>
+      <w:bookmarkStart w:id="5" w:name="_Toc225501123"/>
+      <w:r>
+        <w:lastRenderedPageBreak/>
+        <w:t>Futási környezet</w:t>
+      </w:r>
+      <w:bookmarkEnd w:id="5"/>
+    </w:p>
+    <w:p>
+      <w:pPr>
         <w:pStyle w:val="Listaszerbekezds"/>
         <w:numPr>
           <w:ilvl w:val="0"/>
           <w:numId w:val="6"/>
         </w:numPr>
-      </w:pPr>
-    </w:p>
-    <w:p>
-      <w:pPr>
-        <w:pStyle w:val="Cmsor1"/>
-        <w:numPr>
-          <w:ilvl w:val="0"/>
-          <w:numId w:val="1"/>
-        </w:numPr>
-      </w:pPr>
-      <w:bookmarkStart w:id="3" w:name="_heading=h.21mifye1sbqy" w:colFirst="0" w:colLast="0"/>
-      <w:bookmarkEnd w:id="3"/>
-      <w:r>
-        <w:t>Futási környezet</w:t>
+        <w:rPr>
+          <w:sz w:val="28"/>
+          <w:szCs w:val="28"/>
+        </w:rPr>
+      </w:pPr>
+      <w:r>
+        <w:rPr>
+          <w:sz w:val="28"/>
+          <w:szCs w:val="28"/>
+        </w:rPr>
+        <w:t>Operációs rendszer</w:t>
+      </w:r>
+      <w:r>
+        <w:rPr>
+          <w:sz w:val="28"/>
+          <w:szCs w:val="28"/>
+        </w:rPr>
+        <w:t>: Windows</w:t>
       </w:r>
     </w:p>
     <w:p>
@@ -1995,14 +1797,7 @@
           <w:sz w:val="28"/>
           <w:szCs w:val="28"/>
         </w:rPr>
-        <w:t>Operációs rendszer</w:t>
-      </w:r>
-      <w:r>
-        <w:rPr>
-          <w:sz w:val="28"/>
-          <w:szCs w:val="28"/>
-        </w:rPr>
-        <w:t>: Windows</w:t>
+        <w:t>CPU</w:t>
       </w:r>
     </w:p>
     <w:p>
@@ -2022,7 +1817,7 @@
           <w:sz w:val="28"/>
           <w:szCs w:val="28"/>
         </w:rPr>
-        <w:t>CPU</w:t>
+        <w:t>RAM</w:t>
       </w:r>
     </w:p>
     <w:p>
@@ -2042,7 +1837,7 @@
           <w:sz w:val="28"/>
           <w:szCs w:val="28"/>
         </w:rPr>
-        <w:t>RAM</w:t>
+        <w:t>SQL adatbázis</w:t>
       </w:r>
     </w:p>
     <w:p>
@@ -2062,26 +1857,6 @@
           <w:sz w:val="28"/>
           <w:szCs w:val="28"/>
         </w:rPr>
-        <w:t>SQL adatbázis</w:t>
-      </w:r>
-    </w:p>
-    <w:p>
-      <w:pPr>
-        <w:pStyle w:val="Listaszerbekezds"/>
-        <w:numPr>
-          <w:ilvl w:val="0"/>
-          <w:numId w:val="6"/>
-        </w:numPr>
-        <w:rPr>
-          <w:sz w:val="28"/>
-          <w:szCs w:val="28"/>
-        </w:rPr>
-      </w:pPr>
-      <w:r>
-        <w:rPr>
-          <w:sz w:val="28"/>
-          <w:szCs w:val="28"/>
-        </w:rPr>
         <w:t>.NET 6 vagy az felett.</w:t>
       </w:r>
     </w:p>
@@ -2089,10 +1864,7 @@
       <w:pPr>
         <w:pStyle w:val="Cmsor1"/>
       </w:pPr>
-      <w:bookmarkStart w:id="4" w:name="_heading=h.5g4roj1vhmzp" w:colFirst="0" w:colLast="0"/>
-      <w:bookmarkStart w:id="5" w:name="_heading=h.tbiaa79c5hjg" w:colFirst="0" w:colLast="0"/>
-      <w:bookmarkEnd w:id="4"/>
-      <w:bookmarkEnd w:id="5"/>
+      <w:bookmarkStart w:id="6" w:name="_Toc225501124"/>
       <w:r>
         <w:t>3.</w:t>
       </w:r>
@@ -2102,6 +1874,7 @@
       <w:r>
         <w:t>Fejlesztői környezet</w:t>
       </w:r>
+      <w:bookmarkEnd w:id="6"/>
     </w:p>
     <w:p>
       <w:pPr>
@@ -2226,45 +1999,30 @@
     </w:p>
     <w:p>
       <w:pPr>
-        <w:pStyle w:val="Cmsor1"/>
-        <w:numPr>
-          <w:ilvl w:val="0"/>
-          <w:numId w:val="1"/>
-        </w:numPr>
-      </w:pPr>
-      <w:bookmarkStart w:id="6" w:name="_heading=h.rrs0njmcldiq" w:colFirst="0" w:colLast="0"/>
-      <w:bookmarkStart w:id="7" w:name="_heading=h.11surat4p8fl" w:colFirst="0" w:colLast="0"/>
-      <w:bookmarkStart w:id="8" w:name="_heading=h.63ni3xfq7dj4" w:colFirst="0" w:colLast="0"/>
-      <w:bookmarkStart w:id="9" w:name="_heading=h.69fv3o5enft0" w:colFirst="0" w:colLast="0"/>
-      <w:bookmarkStart w:id="10" w:name="_heading=h.4fme7a7fytjd" w:colFirst="0" w:colLast="0"/>
-      <w:bookmarkEnd w:id="6"/>
-      <w:bookmarkEnd w:id="7"/>
-      <w:bookmarkEnd w:id="8"/>
-      <w:bookmarkEnd w:id="9"/>
-      <w:bookmarkEnd w:id="10"/>
-      <w:r>
-        <w:t>Algoritmusok és adatok</w:t>
-      </w:r>
-    </w:p>
-    <w:p>
-      <w:pPr>
-        <w:pStyle w:val="Listaszerbekezds"/>
-        <w:numPr>
-          <w:ilvl w:val="0"/>
-          <w:numId w:val="8"/>
-        </w:numPr>
-      </w:pPr>
-      <w:r>
-        <w:t>Felhasználók tábla:</w:t>
-      </w:r>
-    </w:p>
-    <w:p>
-      <w:r>
+        <w:rPr>
+          <w:sz w:val="28"/>
+          <w:szCs w:val="28"/>
+        </w:rPr>
+      </w:pPr>
+      <w:r>
+        <w:rPr>
+          <w:noProof/>
+          <w:sz w:val="28"/>
+          <w:szCs w:val="28"/>
+        </w:rPr>
         <w:drawing>
-          <wp:inline distT="0" distB="0" distL="0" distR="0" wp14:anchorId="54400465" wp14:editId="2347938D">
-            <wp:extent cx="5941060" cy="1146810"/>
-            <wp:effectExtent l="0" t="0" r="2540" b="0"/>
-            <wp:docPr id="1" name="Kép 1"/>
+          <wp:anchor distT="0" distB="0" distL="114300" distR="114300" simplePos="0" relativeHeight="251658240" behindDoc="0" locked="0" layoutInCell="1" allowOverlap="1" wp14:anchorId="58E8CA13" wp14:editId="57AFFE0E">
+            <wp:simplePos x="0" y="0"/>
+            <wp:positionH relativeFrom="margin">
+              <wp:posOffset>-133985</wp:posOffset>
+            </wp:positionH>
+            <wp:positionV relativeFrom="paragraph">
+              <wp:posOffset>482600</wp:posOffset>
+            </wp:positionV>
+            <wp:extent cx="5902325" cy="3609975"/>
+            <wp:effectExtent l="0" t="0" r="3175" b="0"/>
+            <wp:wrapNone/>
+            <wp:docPr id="6" name="Kép 6"/>
             <wp:cNvGraphicFramePr>
               <a:graphicFrameLocks xmlns:a="http://schemas.openxmlformats.org/drawingml/2006/main" noChangeAspect="1"/>
             </wp:cNvGraphicFramePr>
@@ -2272,23 +2030,136 @@
               <a:graphicData uri="http://schemas.openxmlformats.org/drawingml/2006/picture">
                 <pic:pic xmlns:pic="http://schemas.openxmlformats.org/drawingml/2006/picture">
                   <pic:nvPicPr>
-                    <pic:cNvPr id="1" name=""/>
-                    <pic:cNvPicPr/>
+                    <pic:cNvPr id="0" name="Picture 6"/>
+                    <pic:cNvPicPr>
+                      <a:picLocks noChangeAspect="1" noChangeArrowheads="1"/>
+                    </pic:cNvPicPr>
                   </pic:nvPicPr>
                   <pic:blipFill>
-                    <a:blip r:embed="rId9"/>
+                    <a:blip r:embed="rId10">
+                      <a:extLst>
+                        <a:ext uri="{28A0092B-C50C-407E-A947-70E740481C1C}">
+                          <a14:useLocalDpi xmlns:a14="http://schemas.microsoft.com/office/drawing/2010/main" val="0"/>
+                        </a:ext>
+                      </a:extLst>
+                    </a:blip>
+                    <a:srcRect/>
                     <a:stretch>
                       <a:fillRect/>
                     </a:stretch>
                   </pic:blipFill>
-                  <pic:spPr>
+                  <pic:spPr bwMode="auto">
                     <a:xfrm>
                       <a:off x="0" y="0"/>
-                      <a:ext cx="5941060" cy="1146810"/>
+                      <a:ext cx="5902325" cy="3609975"/>
                     </a:xfrm>
                     <a:prstGeom prst="rect">
                       <a:avLst/>
                     </a:prstGeom>
+                    <a:noFill/>
+                    <a:ln>
+                      <a:noFill/>
+                    </a:ln>
+                  </pic:spPr>
+                </pic:pic>
+              </a:graphicData>
+            </a:graphic>
+            <wp14:sizeRelH relativeFrom="margin">
+              <wp14:pctWidth>0</wp14:pctWidth>
+            </wp14:sizeRelH>
+            <wp14:sizeRelV relativeFrom="margin">
+              <wp14:pctHeight>0</wp14:pctHeight>
+            </wp14:sizeRelV>
+          </wp:anchor>
+        </w:drawing>
+      </w:r>
+      <w:r>
+        <w:rPr>
+          <w:sz w:val="28"/>
+          <w:szCs w:val="28"/>
+        </w:rPr>
+        <w:br w:type="page"/>
+      </w:r>
+    </w:p>
+    <w:p>
+      <w:pPr>
+        <w:pStyle w:val="Cmsor1"/>
+        <w:numPr>
+          <w:ilvl w:val="0"/>
+          <w:numId w:val="1"/>
+        </w:numPr>
+      </w:pPr>
+      <w:bookmarkStart w:id="7" w:name="_Toc225501125"/>
+      <w:r>
+        <w:lastRenderedPageBreak/>
+        <w:t>Algoritmusok és adatok</w:t>
+      </w:r>
+      <w:bookmarkEnd w:id="7"/>
+    </w:p>
+    <w:p>
+      <w:pPr>
+        <w:pStyle w:val="Cmsor2"/>
+        <w:ind w:hanging="428"/>
+      </w:pPr>
+      <w:bookmarkStart w:id="8" w:name="_Toc225501126"/>
+      <w:r>
+        <w:t xml:space="preserve">3.1 </w:t>
+      </w:r>
+      <w:r>
+        <w:tab/>
+      </w:r>
+      <w:r>
+        <w:t>Felhasználók tábla:</w:t>
+      </w:r>
+      <w:bookmarkEnd w:id="8"/>
+    </w:p>
+    <w:p>
+      <w:r>
+        <w:rPr>
+          <w:noProof/>
+        </w:rPr>
+        <w:drawing>
+          <wp:inline distT="0" distB="0" distL="0" distR="0" wp14:anchorId="13DAD955" wp14:editId="334E6FB3">
+            <wp:extent cx="4867275" cy="3247278"/>
+            <wp:effectExtent l="0" t="0" r="0" b="0"/>
+            <wp:docPr id="4" name="Kép 4"/>
+            <wp:cNvGraphicFramePr>
+              <a:graphicFrameLocks xmlns:a="http://schemas.openxmlformats.org/drawingml/2006/main" noChangeAspect="1"/>
+            </wp:cNvGraphicFramePr>
+            <a:graphic xmlns:a="http://schemas.openxmlformats.org/drawingml/2006/main">
+              <a:graphicData uri="http://schemas.openxmlformats.org/drawingml/2006/picture">
+                <pic:pic xmlns:pic="http://schemas.openxmlformats.org/drawingml/2006/picture">
+                  <pic:nvPicPr>
+                    <pic:cNvPr id="0" name="Picture 2"/>
+                    <pic:cNvPicPr>
+                      <a:picLocks noChangeAspect="1" noChangeArrowheads="1"/>
+                    </pic:cNvPicPr>
+                  </pic:nvPicPr>
+                  <pic:blipFill>
+                    <a:blip r:embed="rId11" cstate="print">
+                      <a:extLst>
+                        <a:ext uri="{28A0092B-C50C-407E-A947-70E740481C1C}">
+                          <a14:useLocalDpi xmlns:a14="http://schemas.microsoft.com/office/drawing/2010/main" val="0"/>
+                        </a:ext>
+                      </a:extLst>
+                    </a:blip>
+                    <a:srcRect/>
+                    <a:stretch>
+                      <a:fillRect/>
+                    </a:stretch>
+                  </pic:blipFill>
+                  <pic:spPr bwMode="auto">
+                    <a:xfrm>
+                      <a:off x="0" y="0"/>
+                      <a:ext cx="4873442" cy="3251393"/>
+                    </a:xfrm>
+                    <a:prstGeom prst="rect">
+                      <a:avLst/>
+                    </a:prstGeom>
+                    <a:noFill/>
+                    <a:ln>
+                      <a:noFill/>
+                    </a:ln>
                   </pic:spPr>
                 </pic:pic>
               </a:graphicData>
@@ -2299,229 +2170,323 @@
     </w:p>
     <w:p>
       <w:pPr>
+        <w:pStyle w:val="Cmsor2"/>
+      </w:pPr>
+      <w:bookmarkStart w:id="9" w:name="_Toc225501127"/>
+      <w:r>
+        <w:t xml:space="preserve">3.2 </w:t>
+      </w:r>
+      <w:r>
+        <w:tab/>
+      </w:r>
+      <w:r>
+        <w:t>Cégek tábla:</w:t>
+      </w:r>
+      <w:bookmarkEnd w:id="9"/>
+    </w:p>
+    <w:p>
+      <w:pPr>
         <w:pStyle w:val="Listaszerbekezds"/>
         <w:numPr>
           <w:ilvl w:val="0"/>
-          <w:numId w:val="8"/>
+          <w:numId w:val="0"/>
         </w:numPr>
-      </w:pPr>
-    </w:p>
-    <w:p>
-      <w:pPr>
-        <w:pStyle w:val="Cmsor1"/>
+        <w:ind w:left="720"/>
+      </w:pPr>
+      <w:r>
+        <w:drawing>
+          <wp:inline distT="0" distB="0" distL="0" distR="0" wp14:anchorId="514A4250" wp14:editId="4D586728">
+            <wp:extent cx="4600575" cy="2813156"/>
+            <wp:effectExtent l="0" t="0" r="0" b="6350"/>
+            <wp:docPr id="5" name="Kép 5"/>
+            <wp:cNvGraphicFramePr>
+              <a:graphicFrameLocks xmlns:a="http://schemas.openxmlformats.org/drawingml/2006/main" noChangeAspect="1"/>
+            </wp:cNvGraphicFramePr>
+            <a:graphic xmlns:a="http://schemas.openxmlformats.org/drawingml/2006/main">
+              <a:graphicData uri="http://schemas.openxmlformats.org/drawingml/2006/picture">
+                <pic:pic xmlns:pic="http://schemas.openxmlformats.org/drawingml/2006/picture">
+                  <pic:nvPicPr>
+                    <pic:cNvPr id="0" name="Picture 4"/>
+                    <pic:cNvPicPr>
+                      <a:picLocks noChangeAspect="1" noChangeArrowheads="1"/>
+                    </pic:cNvPicPr>
+                  </pic:nvPicPr>
+                  <pic:blipFill>
+                    <a:blip r:embed="rId12" cstate="print">
+                      <a:extLst>
+                        <a:ext uri="{28A0092B-C50C-407E-A947-70E740481C1C}">
+                          <a14:useLocalDpi xmlns:a14="http://schemas.microsoft.com/office/drawing/2010/main" val="0"/>
+                        </a:ext>
+                      </a:extLst>
+                    </a:blip>
+                    <a:srcRect/>
+                    <a:stretch>
+                      <a:fillRect/>
+                    </a:stretch>
+                  </pic:blipFill>
+                  <pic:spPr bwMode="auto">
+                    <a:xfrm>
+                      <a:off x="0" y="0"/>
+                      <a:ext cx="4607300" cy="2817268"/>
+                    </a:xfrm>
+                    <a:prstGeom prst="rect">
+                      <a:avLst/>
+                    </a:prstGeom>
+                    <a:noFill/>
+                    <a:ln>
+                      <a:noFill/>
+                    </a:ln>
+                  </pic:spPr>
+                </pic:pic>
+              </a:graphicData>
+            </a:graphic>
+          </wp:inline>
+        </w:drawing>
+      </w:r>
+    </w:p>
+    <w:p>
+      <w:pPr>
+        <w:rPr>
+          <w:noProof/>
+        </w:rPr>
+      </w:pPr>
+      <w:r>
+        <w:br w:type="page"/>
+      </w:r>
+    </w:p>
+    <w:p>
+      <w:pPr>
+        <w:pStyle w:val="Listaszerbekezds"/>
         <w:numPr>
           <w:ilvl w:val="0"/>
-          <w:numId w:val="1"/>
+          <w:numId w:val="0"/>
         </w:numPr>
-      </w:pPr>
-      <w:bookmarkStart w:id="11" w:name="_heading=h.rt9cz6p7qysg" w:colFirst="0" w:colLast="0"/>
+        <w:ind w:left="720"/>
+      </w:pPr>
+    </w:p>
+    <w:p>
+      <w:pPr>
+        <w:pStyle w:val="Cmsor2"/>
+      </w:pPr>
+      <w:bookmarkStart w:id="10" w:name="_Toc225501128"/>
+      <w:r>
+        <w:t xml:space="preserve">3.3 </w:t>
+      </w:r>
+      <w:r>
+        <w:tab/>
+        <w:t>Járművek tábla:</w:t>
+      </w:r>
+      <w:bookmarkEnd w:id="10"/>
+    </w:p>
+    <w:p>
+      <w:r>
+        <w:rPr>
+          <w:noProof/>
+        </w:rPr>
+        <w:drawing>
+          <wp:inline distT="0" distB="0" distL="0" distR="0" wp14:anchorId="394544F3" wp14:editId="53E3A8E5">
+            <wp:extent cx="3714648" cy="5885216"/>
+            <wp:effectExtent l="0" t="0" r="635" b="1270"/>
+            <wp:docPr id="10" name="Kép 10"/>
+            <wp:cNvGraphicFramePr>
+              <a:graphicFrameLocks xmlns:a="http://schemas.openxmlformats.org/drawingml/2006/main" noChangeAspect="1"/>
+            </wp:cNvGraphicFramePr>
+            <a:graphic xmlns:a="http://schemas.openxmlformats.org/drawingml/2006/main">
+              <a:graphicData uri="http://schemas.openxmlformats.org/drawingml/2006/picture">
+                <pic:pic xmlns:pic="http://schemas.openxmlformats.org/drawingml/2006/picture">
+                  <pic:nvPicPr>
+                    <pic:cNvPr id="0" name="Picture 8"/>
+                    <pic:cNvPicPr>
+                      <a:picLocks noChangeAspect="1" noChangeArrowheads="1"/>
+                    </pic:cNvPicPr>
+                  </pic:nvPicPr>
+                  <pic:blipFill>
+                    <a:blip r:embed="rId13" cstate="print">
+                      <a:extLst>
+                        <a:ext uri="{28A0092B-C50C-407E-A947-70E740481C1C}">
+                          <a14:useLocalDpi xmlns:a14="http://schemas.microsoft.com/office/drawing/2010/main" val="0"/>
+                        </a:ext>
+                      </a:extLst>
+                    </a:blip>
+                    <a:srcRect/>
+                    <a:stretch>
+                      <a:fillRect/>
+                    </a:stretch>
+                  </pic:blipFill>
+                  <pic:spPr bwMode="auto">
+                    <a:xfrm>
+                      <a:off x="0" y="0"/>
+                      <a:ext cx="3728738" cy="5907539"/>
+                    </a:xfrm>
+                    <a:prstGeom prst="rect">
+                      <a:avLst/>
+                    </a:prstGeom>
+                    <a:noFill/>
+                    <a:ln>
+                      <a:noFill/>
+                    </a:ln>
+                  </pic:spPr>
+                </pic:pic>
+              </a:graphicData>
+            </a:graphic>
+          </wp:inline>
+        </w:drawing>
+      </w:r>
+    </w:p>
+    <w:p>
+      <w:r>
+        <w:br w:type="page"/>
+      </w:r>
+    </w:p>
+    <w:p>
+      <w:pPr>
+        <w:pStyle w:val="Cmsor2"/>
+      </w:pPr>
+      <w:bookmarkStart w:id="11" w:name="_Toc225501129"/>
+      <w:r>
+        <w:lastRenderedPageBreak/>
+        <w:t xml:space="preserve">3.4 </w:t>
+      </w:r>
+      <w:r>
+        <w:tab/>
+        <w:t>Jogosítványok tábla:</w:t>
+      </w:r>
       <w:bookmarkEnd w:id="11"/>
-      <w:r>
-        <w:t>P</w:t>
-      </w:r>
-      <w:r>
-        <w:t>rojekt adatlap</w:t>
-      </w:r>
-    </w:p>
-    <w:p>
-      <w:pPr>
-        <w:rPr>
-          <w:sz w:val="28"/>
-          <w:szCs w:val="28"/>
-        </w:rPr>
-      </w:pPr>
-      <w:r>
-        <w:rPr>
-          <w:b/>
-          <w:sz w:val="28"/>
-          <w:szCs w:val="28"/>
-        </w:rPr>
-        <w:t>Projekt neve:</w:t>
-      </w:r>
-      <w:r>
-        <w:rPr>
-          <w:sz w:val="28"/>
-          <w:szCs w:val="28"/>
-        </w:rPr>
-        <w:t xml:space="preserve"> </w:t>
+    </w:p>
+    <w:p>
+      <w:r>
+        <w:rPr>
+          <w:noProof/>
+        </w:rPr>
+        <w:drawing>
+          <wp:inline distT="0" distB="0" distL="0" distR="0" wp14:anchorId="6FE6D2EA" wp14:editId="6473F766">
+            <wp:extent cx="5941060" cy="2061210"/>
+            <wp:effectExtent l="0" t="0" r="2540" b="0"/>
+            <wp:docPr id="11" name="Kép 11"/>
+            <wp:cNvGraphicFramePr>
+              <a:graphicFrameLocks xmlns:a="http://schemas.openxmlformats.org/drawingml/2006/main" noChangeAspect="1"/>
+            </wp:cNvGraphicFramePr>
+            <a:graphic xmlns:a="http://schemas.openxmlformats.org/drawingml/2006/main">
+              <a:graphicData uri="http://schemas.openxmlformats.org/drawingml/2006/picture">
+                <pic:pic xmlns:pic="http://schemas.openxmlformats.org/drawingml/2006/picture">
+                  <pic:nvPicPr>
+                    <pic:cNvPr id="0" name="Picture 9"/>
+                    <pic:cNvPicPr>
+                      <a:picLocks noChangeAspect="1" noChangeArrowheads="1"/>
+                    </pic:cNvPicPr>
+                  </pic:nvPicPr>
+                  <pic:blipFill>
+                    <a:blip r:embed="rId14" cstate="print">
+                      <a:extLst>
+                        <a:ext uri="{28A0092B-C50C-407E-A947-70E740481C1C}">
+                          <a14:useLocalDpi xmlns:a14="http://schemas.microsoft.com/office/drawing/2010/main" val="0"/>
+                        </a:ext>
+                      </a:extLst>
+                    </a:blip>
+                    <a:srcRect/>
+                    <a:stretch>
+                      <a:fillRect/>
+                    </a:stretch>
+                  </pic:blipFill>
+                  <pic:spPr bwMode="auto">
+                    <a:xfrm>
+                      <a:off x="0" y="0"/>
+                      <a:ext cx="5941060" cy="2061210"/>
+                    </a:xfrm>
+                    <a:prstGeom prst="rect">
+                      <a:avLst/>
+                    </a:prstGeom>
+                    <a:noFill/>
+                    <a:ln>
+                      <a:noFill/>
+                    </a:ln>
+                  </pic:spPr>
+                </pic:pic>
+              </a:graphicData>
+            </a:graphic>
+          </wp:inline>
+        </w:drawing>
+      </w:r>
+    </w:p>
+    <w:p>
+      <w:pPr>
+        <w:pStyle w:val="Cmsor2"/>
+      </w:pPr>
+      <w:bookmarkStart w:id="12" w:name="_Toc225501130"/>
+      <w:r>
+        <w:t xml:space="preserve">3.5 </w:t>
+      </w:r>
+      <w:r>
+        <w:tab/>
       </w:r>
       <w:proofErr w:type="spellStart"/>
       <w:r>
-        <w:rPr>
-          <w:sz w:val="28"/>
-          <w:szCs w:val="28"/>
-        </w:rPr>
-        <w:t>TollÚtdíj</w:t>
+        <w:t>Trackereszközök</w:t>
       </w:r>
       <w:proofErr w:type="spellEnd"/>
       <w:r>
-        <w:rPr>
-          <w:sz w:val="28"/>
-          <w:szCs w:val="28"/>
-        </w:rPr>
-        <w:t xml:space="preserve"> Kalkulátor</w:t>
-      </w:r>
-    </w:p>
-    <w:p>
-      <w:pPr>
-        <w:rPr>
-          <w:sz w:val="28"/>
-          <w:szCs w:val="28"/>
-        </w:rPr>
-      </w:pPr>
-      <w:r>
-        <w:rPr>
-          <w:b/>
-          <w:sz w:val="28"/>
-          <w:szCs w:val="28"/>
-        </w:rPr>
-        <w:t>Projekt rövid ismertetése:</w:t>
-      </w:r>
-      <w:r>
-        <w:rPr>
-          <w:sz w:val="28"/>
-          <w:szCs w:val="28"/>
-        </w:rPr>
-        <w:t xml:space="preserve"> Útdíj kalkuláció és </w:t>
-      </w:r>
-      <w:r>
-        <w:rPr>
-          <w:sz w:val="28"/>
-          <w:szCs w:val="28"/>
-        </w:rPr>
-        <w:t xml:space="preserve">flottakezelés nehéz járművekre, mindig naprakész API-alapú díjszámítással, RFID-alapú sofőrazonosítással és GPS </w:t>
-      </w:r>
-      <w:proofErr w:type="spellStart"/>
-      <w:r>
-        <w:rPr>
-          <w:sz w:val="28"/>
-          <w:szCs w:val="28"/>
-        </w:rPr>
-        <w:t>trackerrel</w:t>
-      </w:r>
-      <w:proofErr w:type="spellEnd"/>
-      <w:r>
-        <w:rPr>
-          <w:sz w:val="28"/>
-          <w:szCs w:val="28"/>
-        </w:rPr>
-        <w:t>, valamint szimulált online számlázással.</w:t>
-      </w:r>
-    </w:p>
-    <w:p>
-      <w:pPr>
-        <w:rPr>
-          <w:sz w:val="28"/>
-          <w:szCs w:val="28"/>
-        </w:rPr>
-      </w:pPr>
-      <w:r>
-        <w:rPr>
-          <w:b/>
-          <w:sz w:val="28"/>
-          <w:szCs w:val="28"/>
-        </w:rPr>
-        <w:t>Felhasznált programozási nyelv:</w:t>
-      </w:r>
-      <w:r>
-        <w:rPr>
-          <w:sz w:val="28"/>
-          <w:szCs w:val="28"/>
-        </w:rPr>
-        <w:t xml:space="preserve"> Node.js (JavaScript), opcionálisan Python (</w:t>
-      </w:r>
-      <w:proofErr w:type="spellStart"/>
-      <w:r>
-        <w:rPr>
-          <w:sz w:val="28"/>
-          <w:szCs w:val="28"/>
-        </w:rPr>
-        <w:t>tracker</w:t>
-      </w:r>
-      <w:proofErr w:type="spellEnd"/>
-      <w:r>
-        <w:rPr>
-          <w:sz w:val="28"/>
-          <w:szCs w:val="28"/>
-        </w:rPr>
-        <w:t xml:space="preserve"> modulhoz)</w:t>
-      </w:r>
-    </w:p>
-    <w:p>
-      <w:pPr>
-        <w:rPr>
-          <w:sz w:val="28"/>
-          <w:szCs w:val="28"/>
-        </w:rPr>
-      </w:pPr>
-      <w:r>
-        <w:rPr>
-          <w:b/>
-          <w:sz w:val="28"/>
-          <w:szCs w:val="28"/>
-        </w:rPr>
-        <w:t>Adatbázis:</w:t>
-      </w:r>
-      <w:r>
-        <w:rPr>
-          <w:sz w:val="28"/>
-          <w:szCs w:val="28"/>
-        </w:rPr>
-        <w:t xml:space="preserve"> </w:t>
-      </w:r>
-      <w:proofErr w:type="spellStart"/>
-      <w:r>
-        <w:rPr>
-          <w:sz w:val="28"/>
-          <w:szCs w:val="28"/>
-        </w:rPr>
-        <w:t>MySQL</w:t>
-      </w:r>
-      <w:proofErr w:type="spellEnd"/>
-    </w:p>
-    <w:p>
-      <w:pPr>
-        <w:rPr>
-          <w:sz w:val="28"/>
-          <w:szCs w:val="28"/>
-        </w:rPr>
-      </w:pPr>
-      <w:r>
-        <w:rPr>
-          <w:b/>
-          <w:sz w:val="28"/>
-          <w:szCs w:val="28"/>
-        </w:rPr>
-        <w:lastRenderedPageBreak/>
-        <w:t xml:space="preserve">Készítette: </w:t>
-      </w:r>
-      <w:r>
-        <w:rPr>
-          <w:sz w:val="28"/>
-          <w:szCs w:val="28"/>
-        </w:rPr>
-        <w:t xml:space="preserve">Bobán Petrik József, Nánási Richárd, </w:t>
-      </w:r>
-      <w:proofErr w:type="spellStart"/>
-      <w:r>
-        <w:rPr>
-          <w:sz w:val="28"/>
-          <w:szCs w:val="28"/>
-        </w:rPr>
-        <w:t>Simicz</w:t>
-      </w:r>
-      <w:proofErr w:type="spellEnd"/>
-      <w:r>
-        <w:rPr>
-          <w:sz w:val="28"/>
-          <w:szCs w:val="28"/>
-        </w:rPr>
-        <w:t> Zalán Zoltán</w:t>
+        <w:t xml:space="preserve"> tábla:</w:t>
+      </w:r>
+      <w:bookmarkEnd w:id="12"/>
+    </w:p>
+    <w:p>
+      <w:r>
+        <w:rPr>
+          <w:noProof/>
+        </w:rPr>
+        <w:drawing>
+          <wp:inline distT="0" distB="0" distL="0" distR="0" wp14:anchorId="10B8C926" wp14:editId="48211786">
+            <wp:extent cx="5941060" cy="2183130"/>
+            <wp:effectExtent l="0" t="0" r="2540" b="7620"/>
+            <wp:docPr id="12" name="Kép 12"/>
+            <wp:cNvGraphicFramePr>
+              <a:graphicFrameLocks xmlns:a="http://schemas.openxmlformats.org/drawingml/2006/main" noChangeAspect="1"/>
+            </wp:cNvGraphicFramePr>
+            <a:graphic xmlns:a="http://schemas.openxmlformats.org/drawingml/2006/main">
+              <a:graphicData uri="http://schemas.openxmlformats.org/drawingml/2006/picture">
+                <pic:pic xmlns:pic="http://schemas.openxmlformats.org/drawingml/2006/picture">
+                  <pic:nvPicPr>
+                    <pic:cNvPr id="0" name="Picture 11"/>
+                    <pic:cNvPicPr>
+                      <a:picLocks noChangeAspect="1" noChangeArrowheads="1"/>
+                    </pic:cNvPicPr>
+                  </pic:nvPicPr>
+                  <pic:blipFill>
+                    <a:blip r:embed="rId15" cstate="print">
+                      <a:extLst>
+                        <a:ext uri="{28A0092B-C50C-407E-A947-70E740481C1C}">
+                          <a14:useLocalDpi xmlns:a14="http://schemas.microsoft.com/office/drawing/2010/main" val="0"/>
+                        </a:ext>
+                      </a:extLst>
+                    </a:blip>
+                    <a:srcRect/>
+                    <a:stretch>
+                      <a:fillRect/>
+                    </a:stretch>
+                  </pic:blipFill>
+                  <pic:spPr bwMode="auto">
+                    <a:xfrm>
+                      <a:off x="0" y="0"/>
+                      <a:ext cx="5941060" cy="2183130"/>
+                    </a:xfrm>
+                    <a:prstGeom prst="rect">
+                      <a:avLst/>
+                    </a:prstGeom>
+                    <a:noFill/>
+                    <a:ln>
+                      <a:noFill/>
+                    </a:ln>
+                  </pic:spPr>
+                </pic:pic>
+              </a:graphicData>
+            </a:graphic>
+          </wp:inline>
+        </w:drawing>
       </w:r>
     </w:p>
     <w:sectPr>
-      <w:headerReference w:type="default" r:id="rId10"/>
-      <w:footerReference w:type="default" r:id="rId11"/>
+      <w:headerReference w:type="default" r:id="rId16"/>
+      <w:footerReference w:type="default" r:id="rId17"/>
       <w:pgSz w:w="11906" w:h="16838"/>
       <w:pgMar w:top="1736" w:right="1274" w:bottom="1134" w:left="1276" w:header="709" w:footer="709" w:gutter="0"/>
       <w:pgNumType w:start="1"/>
@@ -2791,7 +2756,7 @@
   <w:abstractNum w:abstractNumId="0" w15:restartNumberingAfterBreak="0">
     <w:nsid w:val="090A001F"/>
     <w:multiLevelType w:val="hybridMultilevel"/>
-    <w:tmpl w:val="5A642764"/>
+    <w:tmpl w:val="B834398E"/>
     <w:lvl w:ilvl="0" w:tplc="040E0001">
       <w:start w:val="1"/>
       <w:numFmt w:val="bullet"/>
@@ -3581,6 +3546,119 @@
     </w:lvl>
   </w:abstractNum>
   <w:abstractNum w:abstractNumId="7" w15:restartNumberingAfterBreak="0">
+    <w:nsid w:val="6B317944"/>
+    <w:multiLevelType w:val="multilevel"/>
+    <w:tmpl w:val="009230FA"/>
+    <w:lvl w:ilvl="0">
+      <w:start w:val="3"/>
+      <w:numFmt w:val="decimal"/>
+      <w:lvlText w:val="%1"/>
+      <w:lvlJc w:val="left"/>
+      <w:pPr>
+        <w:ind w:left="360" w:hanging="360"/>
+      </w:pPr>
+      <w:rPr>
+        <w:rFonts w:hint="default"/>
+      </w:rPr>
+    </w:lvl>
+    <w:lvl w:ilvl="1">
+      <w:start w:val="1"/>
+      <w:numFmt w:val="decimal"/>
+      <w:lvlText w:val="%1.%2"/>
+      <w:lvlJc w:val="left"/>
+      <w:pPr>
+        <w:ind w:left="1080" w:hanging="360"/>
+      </w:pPr>
+      <w:rPr>
+        <w:rFonts w:hint="default"/>
+      </w:rPr>
+    </w:lvl>
+    <w:lvl w:ilvl="2">
+      <w:start w:val="1"/>
+      <w:numFmt w:val="decimal"/>
+      <w:lvlText w:val="%1.%2.%3"/>
+      <w:lvlJc w:val="left"/>
+      <w:pPr>
+        <w:ind w:left="2160" w:hanging="720"/>
+      </w:pPr>
+      <w:rPr>
+        <w:rFonts w:hint="default"/>
+      </w:rPr>
+    </w:lvl>
+    <w:lvl w:ilvl="3">
+      <w:start w:val="1"/>
+      <w:numFmt w:val="decimal"/>
+      <w:lvlText w:val="%1.%2.%3.%4"/>
+      <w:lvlJc w:val="left"/>
+      <w:pPr>
+        <w:ind w:left="2880" w:hanging="720"/>
+      </w:pPr>
+      <w:rPr>
+        <w:rFonts w:hint="default"/>
+      </w:rPr>
+    </w:lvl>
+    <w:lvl w:ilvl="4">
+      <w:start w:val="1"/>
+      <w:numFmt w:val="decimal"/>
+      <w:lvlText w:val="%1.%2.%3.%4.%5"/>
+      <w:lvlJc w:val="left"/>
+      <w:pPr>
+        <w:ind w:left="3960" w:hanging="1080"/>
+      </w:pPr>
+      <w:rPr>
+        <w:rFonts w:hint="default"/>
+      </w:rPr>
+    </w:lvl>
+    <w:lvl w:ilvl="5">
+      <w:start w:val="1"/>
+      <w:numFmt w:val="decimal"/>
+      <w:lvlText w:val="%1.%2.%3.%4.%5.%6"/>
+      <w:lvlJc w:val="left"/>
+      <w:pPr>
+        <w:ind w:left="5040" w:hanging="1440"/>
+      </w:pPr>
+      <w:rPr>
+        <w:rFonts w:hint="default"/>
+      </w:rPr>
+    </w:lvl>
+    <w:lvl w:ilvl="6">
+      <w:start w:val="1"/>
+      <w:numFmt w:val="decimal"/>
+      <w:lvlText w:val="%1.%2.%3.%4.%5.%6.%7"/>
+      <w:lvlJc w:val="left"/>
+      <w:pPr>
+        <w:ind w:left="5760" w:hanging="1440"/>
+      </w:pPr>
+      <w:rPr>
+        <w:rFonts w:hint="default"/>
+      </w:rPr>
+    </w:lvl>
+    <w:lvl w:ilvl="7">
+      <w:start w:val="1"/>
+      <w:numFmt w:val="decimal"/>
+      <w:lvlText w:val="%1.%2.%3.%4.%5.%6.%7.%8"/>
+      <w:lvlJc w:val="left"/>
+      <w:pPr>
+        <w:ind w:left="6840" w:hanging="1800"/>
+      </w:pPr>
+      <w:rPr>
+        <w:rFonts w:hint="default"/>
+      </w:rPr>
+    </w:lvl>
+    <w:lvl w:ilvl="8">
+      <w:start w:val="1"/>
+      <w:numFmt w:val="decimal"/>
+      <w:lvlText w:val="%1.%2.%3.%4.%5.%6.%7.%8.%9"/>
+      <w:lvlJc w:val="left"/>
+      <w:pPr>
+        <w:ind w:left="7560" w:hanging="1800"/>
+      </w:pPr>
+      <w:rPr>
+        <w:rFonts w:hint="default"/>
+      </w:rPr>
+    </w:lvl>
+  </w:abstractNum>
+  <w:abstractNum w:abstractNumId="8" w15:restartNumberingAfterBreak="0">
     <w:nsid w:val="77F96FC9"/>
     <w:multiLevelType w:val="multilevel"/>
     <w:tmpl w:val="8CF4CF8E"/>
@@ -3667,7 +3745,7 @@
     </w:lvl>
   </w:abstractNum>
   <w:num w:numId="1">
-    <w:abstractNumId w:val="7"/>
+    <w:abstractNumId w:val="8"/>
   </w:num>
   <w:num w:numId="2">
     <w:abstractNumId w:val="1"/>
@@ -3689,6 +3767,9 @@
   </w:num>
   <w:num w:numId="8">
     <w:abstractNumId w:val="0"/>
+  </w:num>
+  <w:num w:numId="9">
+    <w:abstractNumId w:val="7"/>
   </w:num>
 </w:numbering>
 </file>
@@ -4099,7 +4180,7 @@
     <w:next w:val="Norml"/>
     <w:uiPriority w:val="9"/>
     <w:qFormat/>
-    <w:rsid w:val="00C160BD"/>
+    <w:rsid w:val="00F21DA5"/>
     <w:pPr>
       <w:keepNext/>
       <w:keepLines/>
@@ -4751,6 +4832,10 @@
 </go:gDocsCustomXmlDataStorage>
 </file>
 
+<file path=customXml/item2.xml><?xml version="1.0" encoding="utf-8"?>
+<b:Sources xmlns:b="http://schemas.openxmlformats.org/officeDocument/2006/bibliography" xmlns="http://schemas.openxmlformats.org/officeDocument/2006/bibliography" SelectedStyle="\APASixthEditionOfficeOnline.xsl" StyleName="APA" Version="6"/>
+</file>
+
 <file path=customXml/itemProps1.xml><?xml version="1.0" encoding="utf-8"?>
 <ds:datastoreItem xmlns:ds="http://schemas.openxmlformats.org/officeDocument/2006/customXml" ds:itemID="{11111111-1234-1234-1234-123412341234}">
   <ds:schemaRefs>
@@ -4758,4 +4843,12 @@
     <ds:schemaRef ds:uri="http://schemas.openxmlformats.org/officeDocument/2006/relationships"/>
   </ds:schemaRefs>
 </ds:datastoreItem>
+</file>
+
+<file path=customXml/itemProps2.xml><?xml version="1.0" encoding="utf-8"?>
+<ds:datastoreItem xmlns:ds="http://schemas.openxmlformats.org/officeDocument/2006/customXml" ds:itemID="{37726A7F-2641-4BB5-91BE-157E0223EF0D}">
+  <ds:schemaRefs>
+    <ds:schemaRef ds:uri="http://schemas.openxmlformats.org/officeDocument/2006/bibliography"/>
+  </ds:schemaRefs>
+</ds:datastoreItem>
 </file>